--- a/Proto.docx
+++ b/Proto.docx
@@ -9,7 +9,7 @@
     </w:p>
     <w:p/>
     <w:p>
-      <w:hyperlink r:id="rId4" w:history="1">
+      <w:hyperlink r:id="rId5" w:history="1">
         <w:r>
           <w:rPr>
             <w:rStyle w:val="aa"/>
@@ -22,7 +22,7 @@
       </w:r>
     </w:p>
     <w:p>
-      <w:hyperlink r:id="rId5" w:history="1">
+      <w:hyperlink r:id="rId6" w:history="1">
         <w:r>
           <w:rPr>
             <w:rStyle w:val="aa"/>
@@ -33,8 +33,3140 @@
       <w:r>
         <w:t xml:space="preserve"> Design</w:t>
       </w:r>
-      <w:r>
-        <w:br/>
+    </w:p>
+    <w:p/>
+    <w:p/>
+    <w:p>
+      <w:pPr>
+        <w:pStyle w:val="ac"/>
+        <w:rPr>
+          <w:lang w:val="en-US"/>
+        </w:rPr>
+      </w:pPr>
+      <w:r>
+        <w:rPr>
+          <w:lang w:val="en-US"/>
+        </w:rPr>
+        <w:t xml:space="preserve">Your instinct is </w:t>
+      </w:r>
+      <w:r>
+        <w:rPr>
+          <w:rStyle w:val="ad"/>
+          <w:lang w:val="en-US"/>
+        </w:rPr>
+        <w:t>correct</w:t>
+      </w:r>
+      <w:r>
+        <w:rPr>
+          <w:lang w:val="en-US"/>
+        </w:rPr>
+        <w:t xml:space="preserve">: if the </w:t>
+      </w:r>
+      <w:r>
+        <w:rPr>
+          <w:rStyle w:val="ad"/>
+          <w:lang w:val="en-US"/>
+        </w:rPr>
+        <w:t>hero is the key visual language</w:t>
+      </w:r>
+      <w:r>
+        <w:rPr>
+          <w:lang w:val="en-US"/>
+        </w:rPr>
+        <w:t xml:space="preserve">, the rest of the site should feel like it </w:t>
+      </w:r>
+      <w:r>
+        <w:rPr>
+          <w:rStyle w:val="ad"/>
+          <w:lang w:val="en-US"/>
+        </w:rPr>
+        <w:t>extends that system</w:t>
+      </w:r>
+      <w:r>
+        <w:rPr>
+          <w:lang w:val="en-US"/>
+        </w:rPr>
+        <w:t>, not like a different template.</w:t>
+      </w:r>
+    </w:p>
+    <w:p>
+      <w:pPr>
+        <w:pStyle w:val="ac"/>
+        <w:rPr>
+          <w:lang w:val="en-US"/>
+        </w:rPr>
+      </w:pPr>
+      <w:r>
+        <w:rPr>
+          <w:lang w:val="en-US"/>
+        </w:rPr>
+        <w:t xml:space="preserve">The site you referenced — </w:t>
+      </w:r>
+      <w:r>
+        <w:rPr>
+          <w:rStyle w:val="ad"/>
+          <w:lang w:val="en-US"/>
+        </w:rPr>
+        <w:t>North Kingdom</w:t>
+      </w:r>
+      <w:r>
+        <w:rPr>
+          <w:lang w:val="en-US"/>
+        </w:rPr>
+        <w:t xml:space="preserve"> — is a good example because their pages are </w:t>
+      </w:r>
+      <w:r>
+        <w:rPr>
+          <w:rStyle w:val="ad"/>
+          <w:lang w:val="en-US"/>
+        </w:rPr>
+        <w:t>modular but consistent with the hero aesthetic</w:t>
+      </w:r>
+      <w:r>
+        <w:rPr>
+          <w:lang w:val="en-US"/>
+        </w:rPr>
+        <w:t xml:space="preserve">. Their design approach blends </w:t>
+      </w:r>
+      <w:r>
+        <w:rPr>
+          <w:rStyle w:val="ad"/>
+          <w:lang w:val="en-US"/>
+        </w:rPr>
+        <w:t>storytelling, design, and technology to create immersive brand experiences</w:t>
+      </w:r>
+      <w:r>
+        <w:rPr>
+          <w:lang w:val="en-US"/>
+        </w:rPr>
+        <w:t>. (</w:t>
+      </w:r>
+      <w:hyperlink r:id="rId7" w:tooltip="North Kingdom | About" w:history="1">
+        <w:r>
+          <w:rPr>
+            <w:rStyle w:val="aa"/>
+            <w:lang w:val="en-US"/>
+          </w:rPr>
+          <w:t>North Kingdom</w:t>
+        </w:r>
+      </w:hyperlink>
+      <w:r>
+        <w:rPr>
+          <w:lang w:val="en-US"/>
+        </w:rPr>
+        <w:t>)</w:t>
+      </w:r>
+    </w:p>
+    <w:p>
+      <w:pPr>
+        <w:pStyle w:val="ac"/>
+        <w:rPr>
+          <w:lang w:val="en-US"/>
+        </w:rPr>
+      </w:pPr>
+      <w:r>
+        <w:rPr>
+          <w:lang w:val="en-US"/>
+        </w:rPr>
+        <w:t xml:space="preserve">So instead of designing sections independently, you should design a </w:t>
+      </w:r>
+      <w:r>
+        <w:rPr>
+          <w:rStyle w:val="ad"/>
+          <w:lang w:val="en-US"/>
+        </w:rPr>
+        <w:t>visual system derived from the hero</w:t>
+      </w:r>
+      <w:r>
+        <w:rPr>
+          <w:lang w:val="en-US"/>
+        </w:rPr>
+        <w:t>.</w:t>
+      </w:r>
+    </w:p>
+    <w:p>
+      <w:pPr>
+        <w:pStyle w:val="ac"/>
+      </w:pPr>
+      <w:proofErr w:type="spellStart"/>
+      <w:r>
+        <w:t>Let's</w:t>
+      </w:r>
+      <w:proofErr w:type="spellEnd"/>
+      <w:r>
+        <w:t xml:space="preserve"> </w:t>
+      </w:r>
+      <w:proofErr w:type="spellStart"/>
+      <w:r>
+        <w:t>break</w:t>
+      </w:r>
+      <w:proofErr w:type="spellEnd"/>
+      <w:r>
+        <w:t xml:space="preserve"> </w:t>
+      </w:r>
+      <w:proofErr w:type="spellStart"/>
+      <w:r>
+        <w:t>this</w:t>
+      </w:r>
+      <w:proofErr w:type="spellEnd"/>
+      <w:r>
+        <w:t xml:space="preserve"> </w:t>
+      </w:r>
+      <w:proofErr w:type="spellStart"/>
+      <w:r>
+        <w:t>down</w:t>
+      </w:r>
+      <w:proofErr w:type="spellEnd"/>
+      <w:r>
+        <w:t>.</w:t>
+      </w:r>
+    </w:p>
+    <w:p>
+      <w:r>
+        <w:pict w14:anchorId="15E15E78">
+          <v:rect id="_x0000_i1025" style="width:0;height:1.5pt" o:hralign="center" o:hrstd="t" o:hr="t" fillcolor="#a0a0a0" stroked="f"/>
+        </w:pict>
+      </w:r>
+    </w:p>
+    <w:p>
+      <w:pPr>
+        <w:pStyle w:val="1"/>
+        <w:rPr>
+          <w:lang w:val="en-US"/>
+        </w:rPr>
+      </w:pPr>
+      <w:r>
+        <w:rPr>
+          <w:lang w:val="en-US"/>
+        </w:rPr>
+        <w:t>1. What Your Hero Establishes (Your Design Language)</w:t>
+      </w:r>
+    </w:p>
+    <w:p>
+      <w:pPr>
+        <w:pStyle w:val="ac"/>
+        <w:rPr>
+          <w:lang w:val="en-US"/>
+        </w:rPr>
+      </w:pPr>
+      <w:r>
+        <w:rPr>
+          <w:lang w:val="en-US"/>
+        </w:rPr>
+        <w:t xml:space="preserve">From your screenshot, your hero defines these </w:t>
+      </w:r>
+      <w:r>
+        <w:rPr>
+          <w:rStyle w:val="ad"/>
+          <w:lang w:val="en-US"/>
+        </w:rPr>
+        <w:t>rules</w:t>
+      </w:r>
+      <w:r>
+        <w:rPr>
+          <w:lang w:val="en-US"/>
+        </w:rPr>
+        <w:t>:</w:t>
+      </w:r>
+    </w:p>
+    <w:p>
+      <w:pPr>
+        <w:pStyle w:val="ac"/>
+      </w:pPr>
+      <w:r>
+        <w:rPr>
+          <w:rStyle w:val="ad"/>
+        </w:rPr>
+        <w:t>1️</w:t>
+      </w:r>
+      <w:r>
+        <w:rPr>
+          <w:rStyle w:val="ad"/>
+          <w:rFonts w:ascii="Tahoma" w:hAnsi="Tahoma" w:cs="Tahoma"/>
+        </w:rPr>
+        <w:t>⃣</w:t>
+      </w:r>
+      <w:r>
+        <w:rPr>
+          <w:rStyle w:val="ad"/>
+        </w:rPr>
+        <w:t xml:space="preserve"> </w:t>
+      </w:r>
+      <w:proofErr w:type="spellStart"/>
+      <w:r>
+        <w:rPr>
+          <w:rStyle w:val="ad"/>
+        </w:rPr>
+        <w:t>Bold</w:t>
+      </w:r>
+      <w:proofErr w:type="spellEnd"/>
+      <w:r>
+        <w:rPr>
+          <w:rStyle w:val="ad"/>
+        </w:rPr>
+        <w:t xml:space="preserve"> </w:t>
+      </w:r>
+      <w:proofErr w:type="spellStart"/>
+      <w:r>
+        <w:rPr>
+          <w:rStyle w:val="ad"/>
+        </w:rPr>
+        <w:t>typography</w:t>
+      </w:r>
+      <w:proofErr w:type="spellEnd"/>
+    </w:p>
+    <w:p>
+      <w:pPr>
+        <w:pStyle w:val="HTML"/>
+        <w:rPr>
+          <w:rStyle w:val="HTML1"/>
+        </w:rPr>
+      </w:pPr>
+      <w:r>
+        <w:rPr>
+          <w:rStyle w:val="HTML1"/>
+        </w:rPr>
+        <w:t>BASE.</w:t>
+      </w:r>
+    </w:p>
+    <w:p>
+      <w:pPr>
+        <w:pStyle w:val="ac"/>
+      </w:pPr>
+      <w:r>
+        <w:rPr>
+          <w:rStyle w:val="ad"/>
+        </w:rPr>
+        <w:t>2️</w:t>
+      </w:r>
+      <w:r>
+        <w:rPr>
+          <w:rStyle w:val="ad"/>
+          <w:rFonts w:ascii="Tahoma" w:hAnsi="Tahoma" w:cs="Tahoma"/>
+        </w:rPr>
+        <w:t>⃣</w:t>
+      </w:r>
+      <w:r>
+        <w:rPr>
+          <w:rStyle w:val="ad"/>
+        </w:rPr>
+        <w:t xml:space="preserve"> </w:t>
+      </w:r>
+      <w:proofErr w:type="spellStart"/>
+      <w:r>
+        <w:rPr>
+          <w:rStyle w:val="ad"/>
+        </w:rPr>
+        <w:t>Graphic</w:t>
+      </w:r>
+      <w:proofErr w:type="spellEnd"/>
+      <w:r>
+        <w:rPr>
+          <w:rStyle w:val="ad"/>
+        </w:rPr>
+        <w:t xml:space="preserve"> </w:t>
+      </w:r>
+      <w:proofErr w:type="spellStart"/>
+      <w:r>
+        <w:rPr>
+          <w:rStyle w:val="ad"/>
+        </w:rPr>
+        <w:t>shapes</w:t>
+      </w:r>
+      <w:proofErr w:type="spellEnd"/>
+    </w:p>
+    <w:p>
+      <w:pPr>
+        <w:pStyle w:val="ac"/>
+        <w:numPr>
+          <w:ilvl w:val="0"/>
+          <w:numId w:val="1"/>
+        </w:numPr>
+      </w:pPr>
+      <w:proofErr w:type="spellStart"/>
+      <w:r>
+        <w:t>circles</w:t>
+      </w:r>
+      <w:proofErr w:type="spellEnd"/>
+    </w:p>
+    <w:p>
+      <w:pPr>
+        <w:pStyle w:val="ac"/>
+        <w:numPr>
+          <w:ilvl w:val="0"/>
+          <w:numId w:val="1"/>
+        </w:numPr>
+      </w:pPr>
+      <w:proofErr w:type="spellStart"/>
+      <w:r>
+        <w:t>geometric</w:t>
+      </w:r>
+      <w:proofErr w:type="spellEnd"/>
+      <w:r>
+        <w:t xml:space="preserve"> </w:t>
+      </w:r>
+      <w:proofErr w:type="spellStart"/>
+      <w:r>
+        <w:t>overlays</w:t>
+      </w:r>
+      <w:proofErr w:type="spellEnd"/>
+    </w:p>
+    <w:p>
+      <w:pPr>
+        <w:pStyle w:val="ac"/>
+      </w:pPr>
+      <w:r>
+        <w:rPr>
+          <w:rStyle w:val="ad"/>
+        </w:rPr>
+        <w:t>3️</w:t>
+      </w:r>
+      <w:r>
+        <w:rPr>
+          <w:rStyle w:val="ad"/>
+          <w:rFonts w:ascii="Tahoma" w:hAnsi="Tahoma" w:cs="Tahoma"/>
+        </w:rPr>
+        <w:t>⃣</w:t>
+      </w:r>
+      <w:r>
+        <w:rPr>
+          <w:rStyle w:val="ad"/>
+        </w:rPr>
+        <w:t xml:space="preserve"> </w:t>
+      </w:r>
+      <w:proofErr w:type="spellStart"/>
+      <w:r>
+        <w:rPr>
+          <w:rStyle w:val="ad"/>
+        </w:rPr>
+        <w:t>Architectural</w:t>
+      </w:r>
+      <w:proofErr w:type="spellEnd"/>
+      <w:r>
+        <w:rPr>
+          <w:rStyle w:val="ad"/>
+        </w:rPr>
+        <w:t xml:space="preserve"> </w:t>
+      </w:r>
+      <w:proofErr w:type="spellStart"/>
+      <w:r>
+        <w:rPr>
+          <w:rStyle w:val="ad"/>
+        </w:rPr>
+        <w:t>imagery</w:t>
+      </w:r>
+      <w:proofErr w:type="spellEnd"/>
+    </w:p>
+    <w:p>
+      <w:pPr>
+        <w:pStyle w:val="ac"/>
+        <w:numPr>
+          <w:ilvl w:val="0"/>
+          <w:numId w:val="2"/>
+        </w:numPr>
+      </w:pPr>
+      <w:proofErr w:type="spellStart"/>
+      <w:r>
+        <w:t>buildings</w:t>
+      </w:r>
+      <w:proofErr w:type="spellEnd"/>
+      <w:r>
+        <w:t xml:space="preserve"> / </w:t>
+      </w:r>
+      <w:proofErr w:type="spellStart"/>
+      <w:r>
+        <w:t>structures</w:t>
+      </w:r>
+      <w:proofErr w:type="spellEnd"/>
+    </w:p>
+    <w:p>
+      <w:pPr>
+        <w:pStyle w:val="ac"/>
+      </w:pPr>
+      <w:r>
+        <w:rPr>
+          <w:rStyle w:val="ad"/>
+        </w:rPr>
+        <w:t>4️</w:t>
+      </w:r>
+      <w:r>
+        <w:rPr>
+          <w:rStyle w:val="ad"/>
+          <w:rFonts w:ascii="Tahoma" w:hAnsi="Tahoma" w:cs="Tahoma"/>
+        </w:rPr>
+        <w:t>⃣</w:t>
+      </w:r>
+      <w:r>
+        <w:rPr>
+          <w:rStyle w:val="ad"/>
+        </w:rPr>
+        <w:t xml:space="preserve"> </w:t>
+      </w:r>
+      <w:proofErr w:type="spellStart"/>
+      <w:r>
+        <w:rPr>
+          <w:rStyle w:val="ad"/>
+        </w:rPr>
+        <w:t>Editorial</w:t>
+      </w:r>
+      <w:proofErr w:type="spellEnd"/>
+      <w:r>
+        <w:rPr>
+          <w:rStyle w:val="ad"/>
+        </w:rPr>
+        <w:t xml:space="preserve"> </w:t>
+      </w:r>
+      <w:proofErr w:type="spellStart"/>
+      <w:r>
+        <w:rPr>
+          <w:rStyle w:val="ad"/>
+        </w:rPr>
+        <w:t>text</w:t>
+      </w:r>
+      <w:proofErr w:type="spellEnd"/>
+      <w:r>
+        <w:rPr>
+          <w:rStyle w:val="ad"/>
+        </w:rPr>
+        <w:t xml:space="preserve"> </w:t>
+      </w:r>
+      <w:proofErr w:type="spellStart"/>
+      <w:r>
+        <w:rPr>
+          <w:rStyle w:val="ad"/>
+        </w:rPr>
+        <w:t>placement</w:t>
+      </w:r>
+      <w:proofErr w:type="spellEnd"/>
+    </w:p>
+    <w:p>
+      <w:pPr>
+        <w:pStyle w:val="ac"/>
+        <w:numPr>
+          <w:ilvl w:val="0"/>
+          <w:numId w:val="3"/>
+        </w:numPr>
+      </w:pPr>
+      <w:proofErr w:type="spellStart"/>
+      <w:r>
+        <w:t>scattered</w:t>
+      </w:r>
+      <w:proofErr w:type="spellEnd"/>
+      <w:r>
+        <w:t xml:space="preserve"> </w:t>
+      </w:r>
+      <w:proofErr w:type="spellStart"/>
+      <w:r>
+        <w:t>captions</w:t>
+      </w:r>
+      <w:proofErr w:type="spellEnd"/>
+    </w:p>
+    <w:p>
+      <w:pPr>
+        <w:pStyle w:val="ac"/>
+        <w:numPr>
+          <w:ilvl w:val="0"/>
+          <w:numId w:val="3"/>
+        </w:numPr>
+      </w:pPr>
+      <w:proofErr w:type="spellStart"/>
+      <w:r>
+        <w:t>directional</w:t>
+      </w:r>
+      <w:proofErr w:type="spellEnd"/>
+      <w:r>
+        <w:t xml:space="preserve"> </w:t>
+      </w:r>
+      <w:proofErr w:type="spellStart"/>
+      <w:r>
+        <w:t>layout</w:t>
+      </w:r>
+      <w:proofErr w:type="spellEnd"/>
+    </w:p>
+    <w:p>
+      <w:pPr>
+        <w:pStyle w:val="ac"/>
+      </w:pPr>
+      <w:r>
+        <w:rPr>
+          <w:rStyle w:val="ad"/>
+        </w:rPr>
+        <w:t>5️</w:t>
+      </w:r>
+      <w:r>
+        <w:rPr>
+          <w:rStyle w:val="ad"/>
+          <w:rFonts w:ascii="Tahoma" w:hAnsi="Tahoma" w:cs="Tahoma"/>
+        </w:rPr>
+        <w:t>⃣</w:t>
+      </w:r>
+      <w:r>
+        <w:rPr>
+          <w:rStyle w:val="ad"/>
+        </w:rPr>
+        <w:t xml:space="preserve"> </w:t>
+      </w:r>
+      <w:proofErr w:type="spellStart"/>
+      <w:r>
+        <w:rPr>
+          <w:rStyle w:val="ad"/>
+        </w:rPr>
+        <w:t>Strong</w:t>
+      </w:r>
+      <w:proofErr w:type="spellEnd"/>
+      <w:r>
+        <w:rPr>
+          <w:rStyle w:val="ad"/>
+        </w:rPr>
+        <w:t xml:space="preserve"> </w:t>
+      </w:r>
+      <w:proofErr w:type="spellStart"/>
+      <w:r>
+        <w:rPr>
+          <w:rStyle w:val="ad"/>
+        </w:rPr>
+        <w:t>color</w:t>
+      </w:r>
+      <w:proofErr w:type="spellEnd"/>
+      <w:r>
+        <w:rPr>
+          <w:rStyle w:val="ad"/>
+        </w:rPr>
+        <w:t xml:space="preserve"> </w:t>
+      </w:r>
+      <w:proofErr w:type="spellStart"/>
+      <w:r>
+        <w:rPr>
+          <w:rStyle w:val="ad"/>
+        </w:rPr>
+        <w:t>block</w:t>
+      </w:r>
+      <w:proofErr w:type="spellEnd"/>
+    </w:p>
+    <w:p>
+      <w:pPr>
+        <w:pStyle w:val="ac"/>
+        <w:numPr>
+          <w:ilvl w:val="0"/>
+          <w:numId w:val="4"/>
+        </w:numPr>
+      </w:pPr>
+      <w:proofErr w:type="spellStart"/>
+      <w:r>
+        <w:lastRenderedPageBreak/>
+        <w:t>teal</w:t>
+      </w:r>
+      <w:proofErr w:type="spellEnd"/>
+      <w:r>
+        <w:t xml:space="preserve"> + </w:t>
+      </w:r>
+      <w:proofErr w:type="spellStart"/>
+      <w:r>
+        <w:t>beige</w:t>
+      </w:r>
+      <w:proofErr w:type="spellEnd"/>
+    </w:p>
+    <w:p>
+      <w:pPr>
+        <w:pStyle w:val="ac"/>
+        <w:rPr>
+          <w:lang w:val="en-US"/>
+        </w:rPr>
+      </w:pPr>
+      <w:r>
+        <w:rPr>
+          <w:lang w:val="en-US"/>
+        </w:rPr>
+        <w:t xml:space="preserve">This means the rest of the page should feel like </w:t>
+      </w:r>
+      <w:r>
+        <w:rPr>
+          <w:rStyle w:val="ad"/>
+          <w:lang w:val="en-US"/>
+        </w:rPr>
+        <w:t>a continuation of this visual system</w:t>
+      </w:r>
+      <w:r>
+        <w:rPr>
+          <w:lang w:val="en-US"/>
+        </w:rPr>
+        <w:t>.</w:t>
+      </w:r>
+    </w:p>
+    <w:p>
+      <w:r>
+        <w:pict w14:anchorId="01F1E495">
+          <v:rect id="_x0000_i1026" style="width:0;height:1.5pt" o:hralign="center" o:hrstd="t" o:hr="t" fillcolor="#a0a0a0" stroked="f"/>
+        </w:pict>
+      </w:r>
+    </w:p>
+    <w:p>
+      <w:pPr>
+        <w:pStyle w:val="1"/>
+        <w:rPr>
+          <w:lang w:val="en-US"/>
+        </w:rPr>
+      </w:pPr>
+      <w:r>
+        <w:rPr>
+          <w:lang w:val="en-US"/>
+        </w:rPr>
+        <w:t>2. What North Kingdom Does Well</w:t>
+      </w:r>
+    </w:p>
+    <w:p>
+      <w:pPr>
+        <w:pStyle w:val="ac"/>
+        <w:rPr>
+          <w:lang w:val="en-US"/>
+        </w:rPr>
+      </w:pPr>
+      <w:r>
+        <w:rPr>
+          <w:lang w:val="en-US"/>
+        </w:rPr>
+        <w:t>If you look at their pages, they follow a pattern:</w:t>
+      </w:r>
+    </w:p>
+    <w:p>
+      <w:pPr>
+        <w:pStyle w:val="3"/>
+        <w:rPr>
+          <w:lang w:val="en-US"/>
+        </w:rPr>
+      </w:pPr>
+      <w:r>
+        <w:rPr>
+          <w:lang w:val="en-US"/>
+        </w:rPr>
+        <w:t>Section rhythm</w:t>
+      </w:r>
+    </w:p>
+    <w:p>
+      <w:pPr>
+        <w:pStyle w:val="HTML"/>
+        <w:rPr>
+          <w:rStyle w:val="HTML1"/>
+          <w:lang w:val="en-US"/>
+        </w:rPr>
+      </w:pPr>
+      <w:r>
+        <w:rPr>
+          <w:rStyle w:val="HTML1"/>
+          <w:lang w:val="en-US"/>
+        </w:rPr>
+        <w:t>Hero (big statement)</w:t>
+      </w:r>
+    </w:p>
+    <w:p>
+      <w:pPr>
+        <w:pStyle w:val="HTML"/>
+        <w:rPr>
+          <w:rStyle w:val="HTML1"/>
+          <w:lang w:val="en-US"/>
+        </w:rPr>
+      </w:pPr>
+    </w:p>
+    <w:p>
+      <w:pPr>
+        <w:pStyle w:val="HTML"/>
+        <w:rPr>
+          <w:rStyle w:val="HTML1"/>
+          <w:lang w:val="en-US"/>
+        </w:rPr>
+      </w:pPr>
+      <w:r>
+        <w:rPr>
+          <w:rStyle w:val="HTML1"/>
+          <w:lang w:val="en-US"/>
+        </w:rPr>
+        <w:t>↓ narrative</w:t>
+      </w:r>
+    </w:p>
+    <w:p>
+      <w:pPr>
+        <w:pStyle w:val="HTML"/>
+        <w:rPr>
+          <w:rStyle w:val="HTML1"/>
+          <w:lang w:val="en-US"/>
+        </w:rPr>
+      </w:pPr>
+    </w:p>
+    <w:p>
+      <w:pPr>
+        <w:pStyle w:val="HTML"/>
+        <w:rPr>
+          <w:rStyle w:val="HTML1"/>
+          <w:lang w:val="en-US"/>
+        </w:rPr>
+      </w:pPr>
+      <w:r>
+        <w:rPr>
+          <w:rStyle w:val="HTML1"/>
+          <w:lang w:val="en-US"/>
+        </w:rPr>
+        <w:t>Content block</w:t>
+      </w:r>
+    </w:p>
+    <w:p>
+      <w:pPr>
+        <w:pStyle w:val="HTML"/>
+        <w:rPr>
+          <w:rStyle w:val="HTML1"/>
+          <w:lang w:val="en-US"/>
+        </w:rPr>
+      </w:pPr>
+    </w:p>
+    <w:p>
+      <w:pPr>
+        <w:pStyle w:val="HTML"/>
+        <w:rPr>
+          <w:rStyle w:val="HTML1"/>
+          <w:lang w:val="en-US"/>
+        </w:rPr>
+      </w:pPr>
+      <w:r>
+        <w:rPr>
+          <w:rStyle w:val="HTML1"/>
+          <w:lang w:val="en-US"/>
+        </w:rPr>
+        <w:t>↓ visual break</w:t>
+      </w:r>
+    </w:p>
+    <w:p>
+      <w:pPr>
+        <w:pStyle w:val="HTML"/>
+        <w:rPr>
+          <w:rStyle w:val="HTML1"/>
+          <w:lang w:val="en-US"/>
+        </w:rPr>
+      </w:pPr>
+    </w:p>
+    <w:p>
+      <w:pPr>
+        <w:pStyle w:val="HTML"/>
+        <w:rPr>
+          <w:rStyle w:val="HTML1"/>
+          <w:lang w:val="en-US"/>
+        </w:rPr>
+      </w:pPr>
+      <w:r>
+        <w:rPr>
+          <w:rStyle w:val="HTML1"/>
+          <w:lang w:val="en-US"/>
+        </w:rPr>
+        <w:t>Content block</w:t>
+      </w:r>
+    </w:p>
+    <w:p>
+      <w:pPr>
+        <w:pStyle w:val="HTML"/>
+        <w:rPr>
+          <w:rStyle w:val="HTML1"/>
+          <w:lang w:val="en-US"/>
+        </w:rPr>
+      </w:pPr>
+    </w:p>
+    <w:p>
+      <w:pPr>
+        <w:pStyle w:val="HTML"/>
+        <w:rPr>
+          <w:rStyle w:val="HTML1"/>
+          <w:lang w:val="en-US"/>
+        </w:rPr>
+      </w:pPr>
+      <w:r>
+        <w:rPr>
+          <w:rStyle w:val="HTML1"/>
+          <w:lang w:val="en-US"/>
+        </w:rPr>
+        <w:t>↓ visual break</w:t>
+      </w:r>
+    </w:p>
+    <w:p>
+      <w:pPr>
+        <w:pStyle w:val="HTML"/>
+        <w:rPr>
+          <w:rStyle w:val="HTML1"/>
+          <w:lang w:val="en-US"/>
+        </w:rPr>
+      </w:pPr>
+    </w:p>
+    <w:p>
+      <w:pPr>
+        <w:pStyle w:val="HTML"/>
+        <w:rPr>
+          <w:rStyle w:val="HTML1"/>
+          <w:lang w:val="en-US"/>
+        </w:rPr>
+      </w:pPr>
+      <w:r>
+        <w:rPr>
+          <w:rStyle w:val="HTML1"/>
+          <w:lang w:val="en-US"/>
+        </w:rPr>
+        <w:t>Next story</w:t>
+      </w:r>
+    </w:p>
+    <w:p>
+      <w:pPr>
+        <w:pStyle w:val="ac"/>
+        <w:rPr>
+          <w:lang w:val="en-US"/>
+        </w:rPr>
+      </w:pPr>
+      <w:r>
+        <w:rPr>
+          <w:lang w:val="en-US"/>
+        </w:rPr>
+        <w:t xml:space="preserve">They alternate between </w:t>
+      </w:r>
+      <w:r>
+        <w:rPr>
+          <w:rStyle w:val="ad"/>
+          <w:lang w:val="en-US"/>
+        </w:rPr>
+        <w:t>text and visual energy</w:t>
+      </w:r>
+      <w:r>
+        <w:rPr>
+          <w:lang w:val="en-US"/>
+        </w:rPr>
+        <w:t>.</w:t>
+      </w:r>
+    </w:p>
+    <w:p>
+      <w:r>
+        <w:pict w14:anchorId="37DAEA71">
+          <v:rect id="_x0000_i1027" style="width:0;height:1.5pt" o:hralign="center" o:hrstd="t" o:hr="t" fillcolor="#a0a0a0" stroked="f"/>
+        </w:pict>
+      </w:r>
+    </w:p>
+    <w:p>
+      <w:pPr>
+        <w:pStyle w:val="1"/>
+        <w:rPr>
+          <w:lang w:val="en-US"/>
+        </w:rPr>
+      </w:pPr>
+      <w:r>
+        <w:rPr>
+          <w:lang w:val="en-US"/>
+        </w:rPr>
+        <w:t>3. The Layout System Your Site Should Use</w:t>
+      </w:r>
+    </w:p>
+    <w:p>
+      <w:pPr>
+        <w:pStyle w:val="ac"/>
+        <w:rPr>
+          <w:lang w:val="en-US"/>
+        </w:rPr>
+      </w:pPr>
+      <w:r>
+        <w:rPr>
+          <w:lang w:val="en-US"/>
+        </w:rPr>
+        <w:t xml:space="preserve">Instead of random sections, build </w:t>
+      </w:r>
+      <w:r>
+        <w:rPr>
+          <w:rStyle w:val="ad"/>
+          <w:lang w:val="en-US"/>
+        </w:rPr>
+        <w:t>3 repeating section types</w:t>
+      </w:r>
+      <w:r>
+        <w:rPr>
+          <w:lang w:val="en-US"/>
+        </w:rPr>
+        <w:t>.</w:t>
+      </w:r>
+    </w:p>
+    <w:p>
+      <w:r>
+        <w:pict w14:anchorId="6460C160">
+          <v:rect id="_x0000_i1028" style="width:0;height:1.5pt" o:hralign="center" o:hrstd="t" o:hr="t" fillcolor="#a0a0a0" stroked="f"/>
+        </w:pict>
+      </w:r>
+    </w:p>
+    <w:p>
+      <w:pPr>
+        <w:pStyle w:val="1"/>
+        <w:rPr>
+          <w:lang w:val="en-US"/>
+        </w:rPr>
+      </w:pPr>
+      <w:r>
+        <w:rPr>
+          <w:lang w:val="en-US"/>
+        </w:rPr>
+        <w:t>TYPE 1 — Story Section</w:t>
+      </w:r>
+    </w:p>
+    <w:p>
+      <w:pPr>
+        <w:pStyle w:val="ac"/>
+        <w:rPr>
+          <w:lang w:val="en-US"/>
+        </w:rPr>
+      </w:pPr>
+      <w:r>
+        <w:rPr>
+          <w:lang w:val="en-US"/>
+        </w:rPr>
+        <w:t>Like your case study.</w:t>
+      </w:r>
+    </w:p>
+    <w:p>
+      <w:pPr>
+        <w:pStyle w:val="ac"/>
+        <w:rPr>
+          <w:lang w:val="en-US"/>
+        </w:rPr>
+      </w:pPr>
+      <w:r>
+        <w:rPr>
+          <w:lang w:val="en-US"/>
+        </w:rPr>
+        <w:t>Layout:</w:t>
+      </w:r>
+    </w:p>
+    <w:p>
+      <w:pPr>
+        <w:pStyle w:val="HTML"/>
+        <w:rPr>
+          <w:rStyle w:val="HTML1"/>
+          <w:lang w:val="en-US"/>
+        </w:rPr>
+      </w:pPr>
+      <w:r>
+        <w:rPr>
+          <w:rStyle w:val="HTML1"/>
+          <w:lang w:val="en-US"/>
+        </w:rPr>
+        <w:t>TEXT                STORY FRAME</w:t>
+      </w:r>
+    </w:p>
+    <w:p>
+      <w:pPr>
+        <w:pStyle w:val="HTML"/>
+        <w:rPr>
+          <w:rStyle w:val="HTML1"/>
+          <w:lang w:val="en-US"/>
+        </w:rPr>
+      </w:pPr>
+      <w:r>
+        <w:rPr>
+          <w:rStyle w:val="HTML1"/>
+          <w:lang w:val="en-US"/>
+        </w:rPr>
+        <w:t>Challenge</w:t>
+      </w:r>
+    </w:p>
+    <w:p>
+      <w:pPr>
+        <w:pStyle w:val="HTML"/>
+        <w:rPr>
+          <w:rStyle w:val="HTML1"/>
+          <w:lang w:val="en-US"/>
+        </w:rPr>
+      </w:pPr>
+      <w:r>
+        <w:rPr>
+          <w:rStyle w:val="HTML1"/>
+          <w:lang w:val="en-US"/>
+        </w:rPr>
+        <w:t>Approach</w:t>
+      </w:r>
+    </w:p>
+    <w:p>
+      <w:pPr>
+        <w:pStyle w:val="ac"/>
+      </w:pPr>
+      <w:proofErr w:type="spellStart"/>
+      <w:r>
+        <w:t>Use</w:t>
+      </w:r>
+      <w:proofErr w:type="spellEnd"/>
+      <w:r>
+        <w:t xml:space="preserve"> </w:t>
+      </w:r>
+      <w:proofErr w:type="spellStart"/>
+      <w:r>
+        <w:t>it</w:t>
+      </w:r>
+      <w:proofErr w:type="spellEnd"/>
+      <w:r>
+        <w:t xml:space="preserve"> </w:t>
+      </w:r>
+      <w:proofErr w:type="spellStart"/>
+      <w:r>
+        <w:t>for</w:t>
+      </w:r>
+      <w:proofErr w:type="spellEnd"/>
+      <w:r>
+        <w:t>:</w:t>
+      </w:r>
+    </w:p>
+    <w:p>
+      <w:pPr>
+        <w:pStyle w:val="ac"/>
+        <w:numPr>
+          <w:ilvl w:val="0"/>
+          <w:numId w:val="5"/>
+        </w:numPr>
+      </w:pPr>
+      <w:proofErr w:type="spellStart"/>
+      <w:r>
+        <w:t>case</w:t>
+      </w:r>
+      <w:proofErr w:type="spellEnd"/>
+      <w:r>
+        <w:t xml:space="preserve"> </w:t>
+      </w:r>
+      <w:proofErr w:type="spellStart"/>
+      <w:r>
+        <w:t>studies</w:t>
+      </w:r>
+      <w:proofErr w:type="spellEnd"/>
+    </w:p>
+    <w:p>
+      <w:pPr>
+        <w:pStyle w:val="ac"/>
+        <w:numPr>
+          <w:ilvl w:val="0"/>
+          <w:numId w:val="5"/>
+        </w:numPr>
+      </w:pPr>
+      <w:proofErr w:type="spellStart"/>
+      <w:r>
+        <w:t>campaigns</w:t>
+      </w:r>
+      <w:proofErr w:type="spellEnd"/>
+    </w:p>
+    <w:p>
+      <w:pPr>
+        <w:pStyle w:val="ac"/>
+        <w:numPr>
+          <w:ilvl w:val="0"/>
+          <w:numId w:val="5"/>
+        </w:numPr>
+      </w:pPr>
+      <w:proofErr w:type="spellStart"/>
+      <w:r>
+        <w:lastRenderedPageBreak/>
+        <w:t>PulseFrame</w:t>
+      </w:r>
+      <w:proofErr w:type="spellEnd"/>
+      <w:r>
+        <w:t xml:space="preserve"> </w:t>
+      </w:r>
+      <w:proofErr w:type="spellStart"/>
+      <w:r>
+        <w:t>projects</w:t>
+      </w:r>
+      <w:proofErr w:type="spellEnd"/>
+    </w:p>
+    <w:p>
+      <w:r>
+        <w:pict w14:anchorId="6EE765ED">
+          <v:rect id="_x0000_i1029" style="width:0;height:1.5pt" o:hralign="center" o:hrstd="t" o:hr="t" fillcolor="#a0a0a0" stroked="f"/>
+        </w:pict>
+      </w:r>
+    </w:p>
+    <w:p>
+      <w:pPr>
+        <w:pStyle w:val="1"/>
+        <w:rPr>
+          <w:lang w:val="en-US"/>
+        </w:rPr>
+      </w:pPr>
+      <w:r>
+        <w:rPr>
+          <w:lang w:val="en-US"/>
+        </w:rPr>
+        <w:t>TYPE 2 — Graphic Break Section</w:t>
+      </w:r>
+    </w:p>
+    <w:p>
+      <w:pPr>
+        <w:pStyle w:val="ac"/>
+        <w:rPr>
+          <w:lang w:val="en-US"/>
+        </w:rPr>
+      </w:pPr>
+      <w:r>
+        <w:rPr>
+          <w:lang w:val="en-US"/>
+        </w:rPr>
+        <w:t>Inspired by your hero shapes.</w:t>
+      </w:r>
+    </w:p>
+    <w:p>
+      <w:pPr>
+        <w:pStyle w:val="ac"/>
+        <w:rPr>
+          <w:lang w:val="en-US"/>
+        </w:rPr>
+      </w:pPr>
+      <w:r>
+        <w:rPr>
+          <w:lang w:val="en-US"/>
+        </w:rPr>
+        <w:t>Example:</w:t>
+      </w:r>
+    </w:p>
+    <w:p>
+      <w:pPr>
+        <w:pStyle w:val="HTML"/>
+        <w:rPr>
+          <w:rStyle w:val="HTML1"/>
+          <w:lang w:val="en-US"/>
+        </w:rPr>
+      </w:pPr>
+      <w:r>
+        <w:rPr>
+          <w:rStyle w:val="HTML1"/>
+          <w:lang w:val="en-US"/>
+        </w:rPr>
+        <w:t>BIG TYPOGRAPHY</w:t>
+      </w:r>
+    </w:p>
+    <w:p>
+      <w:pPr>
+        <w:pStyle w:val="HTML"/>
+        <w:rPr>
+          <w:rStyle w:val="HTML1"/>
+          <w:lang w:val="en-US"/>
+        </w:rPr>
+      </w:pPr>
+    </w:p>
+    <w:p>
+      <w:pPr>
+        <w:pStyle w:val="HTML"/>
+        <w:rPr>
+          <w:rStyle w:val="HTML1"/>
+          <w:lang w:val="en-US"/>
+        </w:rPr>
+      </w:pPr>
+      <w:r>
+        <w:rPr>
+          <w:rStyle w:val="HTML1"/>
+          <w:lang w:val="en-US"/>
+        </w:rPr>
+        <w:t>"DESIGNING ATMOSPHERE"</w:t>
+      </w:r>
+    </w:p>
+    <w:p>
+      <w:pPr>
+        <w:pStyle w:val="ac"/>
+        <w:rPr>
+          <w:lang w:val="en-US"/>
+        </w:rPr>
+      </w:pPr>
+      <w:r>
+        <w:rPr>
+          <w:lang w:val="en-US"/>
+        </w:rPr>
+        <w:t>or</w:t>
+      </w:r>
+    </w:p>
+    <w:p>
+      <w:pPr>
+        <w:pStyle w:val="HTML"/>
+        <w:rPr>
+          <w:rStyle w:val="HTML1"/>
+          <w:lang w:val="en-US"/>
+        </w:rPr>
+      </w:pPr>
+      <w:r>
+        <w:rPr>
+          <w:rStyle w:val="HTML1"/>
+          <w:lang w:val="en-US"/>
+        </w:rPr>
+        <w:t>CIRCLES + TEXT</w:t>
+      </w:r>
+    </w:p>
+    <w:p>
+      <w:pPr>
+        <w:pStyle w:val="ac"/>
+        <w:rPr>
+          <w:lang w:val="en-US"/>
+        </w:rPr>
+      </w:pPr>
+      <w:r>
+        <w:rPr>
+          <w:lang w:val="en-US"/>
+        </w:rPr>
+        <w:t>This keeps the page visually interesting.</w:t>
+      </w:r>
+    </w:p>
+    <w:p>
+      <w:r>
+        <w:pict w14:anchorId="3E3E1E13">
+          <v:rect id="_x0000_i1030" style="width:0;height:1.5pt" o:hralign="center" o:hrstd="t" o:hr="t" fillcolor="#a0a0a0" stroked="f"/>
+        </w:pict>
+      </w:r>
+    </w:p>
+    <w:p>
+      <w:pPr>
+        <w:pStyle w:val="1"/>
+        <w:rPr>
+          <w:lang w:val="en-US"/>
+        </w:rPr>
+      </w:pPr>
+      <w:r>
+        <w:rPr>
+          <w:lang w:val="en-US"/>
+        </w:rPr>
+        <w:t>TYPE 3 — Modular Blocks</w:t>
+      </w:r>
+    </w:p>
+    <w:p>
+      <w:pPr>
+        <w:pStyle w:val="ac"/>
+        <w:rPr>
+          <w:lang w:val="en-US"/>
+        </w:rPr>
+      </w:pPr>
+      <w:r>
+        <w:rPr>
+          <w:lang w:val="en-US"/>
+        </w:rPr>
+        <w:t>Like North Kingdom.</w:t>
+      </w:r>
+    </w:p>
+    <w:p>
+      <w:pPr>
+        <w:pStyle w:val="ac"/>
+        <w:rPr>
+          <w:lang w:val="en-US"/>
+        </w:rPr>
+      </w:pPr>
+      <w:r>
+        <w:rPr>
+          <w:lang w:val="en-US"/>
+        </w:rPr>
+        <w:t>Example:</w:t>
+      </w:r>
+    </w:p>
+    <w:p>
+      <w:pPr>
+        <w:pStyle w:val="HTML"/>
+        <w:rPr>
+          <w:rStyle w:val="HTML1"/>
+          <w:lang w:val="en-US"/>
+        </w:rPr>
+      </w:pPr>
+      <w:r>
+        <w:rPr>
+          <w:rStyle w:val="HTML1"/>
+          <w:lang w:val="en-US"/>
+        </w:rPr>
+        <w:t>INSIDE PULSEFRAME</w:t>
+      </w:r>
+    </w:p>
+    <w:p>
+      <w:pPr>
+        <w:pStyle w:val="HTML"/>
+        <w:rPr>
+          <w:rStyle w:val="HTML1"/>
+          <w:lang w:val="en-US"/>
+        </w:rPr>
+      </w:pPr>
+    </w:p>
+    <w:p>
+      <w:pPr>
+        <w:pStyle w:val="HTML"/>
+        <w:rPr>
+          <w:rStyle w:val="HTML1"/>
+          <w:lang w:val="en-US"/>
+        </w:rPr>
+      </w:pPr>
+      <w:r>
+        <w:rPr>
+          <w:rStyle w:val="HTML1"/>
+          <w:lang w:val="en-US"/>
+        </w:rPr>
+        <w:t>[video] Atmosphere</w:t>
+      </w:r>
+    </w:p>
+    <w:p>
+      <w:pPr>
+        <w:pStyle w:val="HTML"/>
+        <w:rPr>
+          <w:rStyle w:val="HTML1"/>
+          <w:lang w:val="en-US"/>
+        </w:rPr>
+      </w:pPr>
+      <w:r>
+        <w:rPr>
+          <w:rStyle w:val="HTML1"/>
+          <w:lang w:val="en-US"/>
+        </w:rPr>
+        <w:t>[video] Legacy</w:t>
+      </w:r>
+    </w:p>
+    <w:p>
+      <w:pPr>
+        <w:pStyle w:val="HTML"/>
+        <w:rPr>
+          <w:rStyle w:val="HTML1"/>
+          <w:lang w:val="en-US"/>
+        </w:rPr>
+      </w:pPr>
+      <w:r>
+        <w:rPr>
+          <w:rStyle w:val="HTML1"/>
+          <w:lang w:val="en-US"/>
+        </w:rPr>
+        <w:t>[video] Experience</w:t>
+      </w:r>
+    </w:p>
+    <w:p>
+      <w:pPr>
+        <w:pStyle w:val="ac"/>
+        <w:rPr>
+          <w:lang w:val="en-US"/>
+        </w:rPr>
+      </w:pPr>
+      <w:r>
+        <w:rPr>
+          <w:lang w:val="en-US"/>
+        </w:rPr>
+        <w:t xml:space="preserve">These are </w:t>
+      </w:r>
+      <w:r>
+        <w:rPr>
+          <w:rStyle w:val="ad"/>
+          <w:lang w:val="en-US"/>
+        </w:rPr>
+        <w:t>smaller pieces of the story</w:t>
+      </w:r>
+      <w:r>
+        <w:rPr>
+          <w:lang w:val="en-US"/>
+        </w:rPr>
+        <w:t>.</w:t>
+      </w:r>
+    </w:p>
+    <w:p>
+      <w:r>
+        <w:pict w14:anchorId="701484CF">
+          <v:rect id="_x0000_i1031" style="width:0;height:1.5pt" o:hralign="center" o:hrstd="t" o:hr="t" fillcolor="#a0a0a0" stroked="f"/>
+        </w:pict>
+      </w:r>
+    </w:p>
+    <w:p>
+      <w:pPr>
+        <w:pStyle w:val="1"/>
+        <w:rPr>
+          <w:lang w:val="en-US"/>
+        </w:rPr>
+      </w:pPr>
+      <w:r>
+        <w:rPr>
+          <w:lang w:val="en-US"/>
+        </w:rPr>
+        <w:t>4. Visual Continuity Trick (Important)</w:t>
+      </w:r>
+    </w:p>
+    <w:p>
+      <w:pPr>
+        <w:pStyle w:val="ac"/>
+        <w:rPr>
+          <w:lang w:val="en-US"/>
+        </w:rPr>
+      </w:pPr>
+      <w:r>
+        <w:rPr>
+          <w:lang w:val="en-US"/>
+        </w:rPr>
+        <w:t xml:space="preserve">Right </w:t>
+      </w:r>
+      <w:proofErr w:type="gramStart"/>
+      <w:r>
+        <w:rPr>
+          <w:lang w:val="en-US"/>
+        </w:rPr>
+        <w:t>now</w:t>
+      </w:r>
+      <w:proofErr w:type="gramEnd"/>
+      <w:r>
+        <w:rPr>
+          <w:lang w:val="en-US"/>
+        </w:rPr>
+        <w:t xml:space="preserve"> your hero has </w:t>
+      </w:r>
+      <w:r>
+        <w:rPr>
+          <w:rStyle w:val="ad"/>
+          <w:lang w:val="en-US"/>
+        </w:rPr>
+        <w:t>circles and architecture</w:t>
+      </w:r>
+      <w:r>
+        <w:rPr>
+          <w:lang w:val="en-US"/>
+        </w:rPr>
+        <w:t>.</w:t>
+      </w:r>
+    </w:p>
+    <w:p>
+      <w:pPr>
+        <w:pStyle w:val="ac"/>
+        <w:rPr>
+          <w:lang w:val="en-US"/>
+        </w:rPr>
+      </w:pPr>
+      <w:r>
+        <w:rPr>
+          <w:lang w:val="en-US"/>
+        </w:rPr>
+        <w:t>Bring those shapes into the rest of the page.</w:t>
+      </w:r>
+    </w:p>
+    <w:p>
+      <w:pPr>
+        <w:pStyle w:val="ac"/>
+        <w:rPr>
+          <w:lang w:val="en-US"/>
+        </w:rPr>
+      </w:pPr>
+      <w:r>
+        <w:rPr>
+          <w:lang w:val="en-US"/>
+        </w:rPr>
+        <w:t>Example:</w:t>
+      </w:r>
+    </w:p>
+    <w:p>
+      <w:pPr>
+        <w:pStyle w:val="3"/>
+        <w:rPr>
+          <w:lang w:val="en-US"/>
+        </w:rPr>
+      </w:pPr>
+      <w:proofErr w:type="spellStart"/>
+      <w:r>
+        <w:rPr>
+          <w:lang w:val="en-US"/>
+        </w:rPr>
+        <w:lastRenderedPageBreak/>
+        <w:t>Pulseframe</w:t>
+      </w:r>
+      <w:proofErr w:type="spellEnd"/>
+      <w:r>
+        <w:rPr>
+          <w:lang w:val="en-US"/>
+        </w:rPr>
+        <w:t xml:space="preserve"> section</w:t>
+      </w:r>
+    </w:p>
+    <w:p>
+      <w:pPr>
+        <w:pStyle w:val="ac"/>
+        <w:rPr>
+          <w:lang w:val="en-US"/>
+        </w:rPr>
+      </w:pPr>
+      <w:r>
+        <w:rPr>
+          <w:lang w:val="en-US"/>
+        </w:rPr>
+        <w:t>Instead of plain layout:</w:t>
+      </w:r>
+    </w:p>
+    <w:p>
+      <w:pPr>
+        <w:pStyle w:val="HTML"/>
+        <w:rPr>
+          <w:rStyle w:val="HTML1"/>
+          <w:lang w:val="en-US"/>
+        </w:rPr>
+      </w:pPr>
+      <w:r>
+        <w:rPr>
+          <w:rStyle w:val="HTML1"/>
+          <w:lang w:val="en-US"/>
+        </w:rPr>
+        <w:t>video | text</w:t>
+      </w:r>
+    </w:p>
+    <w:p>
+      <w:pPr>
+        <w:pStyle w:val="ac"/>
+        <w:rPr>
+          <w:lang w:val="en-US"/>
+        </w:rPr>
+      </w:pPr>
+      <w:r>
+        <w:rPr>
+          <w:lang w:val="en-US"/>
+        </w:rPr>
+        <w:t>Add background circle:</w:t>
+      </w:r>
+    </w:p>
+    <w:p>
+      <w:pPr>
+        <w:pStyle w:val="HTML"/>
+        <w:rPr>
+          <w:rStyle w:val="HTML1"/>
+          <w:lang w:val="en-US"/>
+        </w:rPr>
+      </w:pPr>
+      <w:r>
+        <w:rPr>
+          <w:rStyle w:val="HTML1"/>
+          <w:lang w:val="en-US"/>
+        </w:rPr>
+        <w:t>text | video</w:t>
+      </w:r>
+    </w:p>
+    <w:p>
+      <w:pPr>
+        <w:pStyle w:val="HTML"/>
+        <w:rPr>
+          <w:rStyle w:val="HTML1"/>
+          <w:lang w:val="en-US"/>
+        </w:rPr>
+      </w:pPr>
+      <w:r>
+        <w:rPr>
+          <w:rStyle w:val="HTML1"/>
+          <w:lang w:val="en-US"/>
+        </w:rPr>
+        <w:t xml:space="preserve">     ○</w:t>
+      </w:r>
+    </w:p>
+    <w:p>
+      <w:pPr>
+        <w:pStyle w:val="ac"/>
+        <w:rPr>
+          <w:lang w:val="en-US"/>
+        </w:rPr>
+      </w:pPr>
+      <w:r>
+        <w:rPr>
+          <w:lang w:val="en-US"/>
+        </w:rPr>
+        <w:t>Same shapes → consistent brand language.</w:t>
+      </w:r>
+    </w:p>
+    <w:p>
+      <w:r>
+        <w:pict w14:anchorId="5E37E518">
+          <v:rect id="_x0000_i1032" style="width:0;height:1.5pt" o:hralign="center" o:hrstd="t" o:hr="t" fillcolor="#a0a0a0" stroked="f"/>
+        </w:pict>
+      </w:r>
+    </w:p>
+    <w:p>
+      <w:pPr>
+        <w:pStyle w:val="1"/>
+        <w:rPr>
+          <w:lang w:val="en-US"/>
+        </w:rPr>
+      </w:pPr>
+      <w:r>
+        <w:rPr>
+          <w:lang w:val="en-US"/>
+        </w:rPr>
+        <w:t>5. Typography Hierarchy</w:t>
+      </w:r>
+    </w:p>
+    <w:p>
+      <w:pPr>
+        <w:pStyle w:val="ac"/>
+        <w:rPr>
+          <w:lang w:val="en-US"/>
+        </w:rPr>
+      </w:pPr>
+      <w:r>
+        <w:rPr>
+          <w:lang w:val="en-US"/>
+        </w:rPr>
+        <w:t>Derived from hero.</w:t>
+      </w:r>
+    </w:p>
+    <w:p>
+      <w:pPr>
+        <w:pStyle w:val="ac"/>
+      </w:pPr>
+      <w:proofErr w:type="spellStart"/>
+      <w:r>
+        <w:t>Use</w:t>
+      </w:r>
+      <w:proofErr w:type="spellEnd"/>
+      <w:r>
+        <w:t xml:space="preserve"> </w:t>
+      </w:r>
+      <w:proofErr w:type="spellStart"/>
+      <w:r>
+        <w:t>this</w:t>
+      </w:r>
+      <w:proofErr w:type="spellEnd"/>
+      <w:r>
+        <w:t xml:space="preserve"> </w:t>
+      </w:r>
+      <w:proofErr w:type="spellStart"/>
+      <w:r>
+        <w:t>system</w:t>
+      </w:r>
+      <w:proofErr w:type="spellEnd"/>
+      <w:r>
+        <w:t>:</w:t>
+      </w:r>
+    </w:p>
+    <w:tbl>
+      <w:tblPr>
+        <w:tblW w:w="0" w:type="auto"/>
+        <w:tblCellSpacing w:w="15" w:type="dxa"/>
+        <w:tblCellMar>
+          <w:top w:w="15" w:type="dxa"/>
+          <w:left w:w="15" w:type="dxa"/>
+          <w:bottom w:w="15" w:type="dxa"/>
+          <w:right w:w="15" w:type="dxa"/>
+        </w:tblCellMar>
+        <w:tblLook w:val="04A0" w:firstRow="1" w:lastRow="0" w:firstColumn="1" w:lastColumn="0" w:noHBand="0" w:noVBand="1"/>
+      </w:tblPr>
+      <w:tblGrid>
+        <w:gridCol w:w="2127"/>
+        <w:gridCol w:w="1164"/>
+      </w:tblGrid>
+      <w:tr>
+        <w:trPr>
+          <w:tblHeader/>
+          <w:tblCellSpacing w:w="15" w:type="dxa"/>
+        </w:trPr>
+        <w:tc>
+          <w:tcPr>
+            <w:tcW w:w="0" w:type="auto"/>
+            <w:vAlign w:val="center"/>
+            <w:hideMark/>
+          </w:tcPr>
+          <w:p>
+            <w:pPr>
+              <w:jc w:val="center"/>
+              <w:rPr>
+                <w:b/>
+                <w:bCs/>
+              </w:rPr>
+            </w:pPr>
+            <w:r>
+              <w:rPr>
+                <w:b/>
+                <w:bCs/>
+              </w:rPr>
+              <w:t>Element</w:t>
+            </w:r>
+          </w:p>
+        </w:tc>
+        <w:tc>
+          <w:tcPr>
+            <w:tcW w:w="0" w:type="auto"/>
+            <w:vAlign w:val="center"/>
+            <w:hideMark/>
+          </w:tcPr>
+          <w:p>
+            <w:pPr>
+              <w:jc w:val="center"/>
+              <w:rPr>
+                <w:b/>
+                <w:bCs/>
+              </w:rPr>
+            </w:pPr>
+            <w:r>
+              <w:rPr>
+                <w:b/>
+                <w:bCs/>
+              </w:rPr>
+              <w:t>Size</w:t>
+            </w:r>
+          </w:p>
+        </w:tc>
+      </w:tr>
+      <w:tr>
+        <w:trPr>
+          <w:tblCellSpacing w:w="15" w:type="dxa"/>
+        </w:trPr>
+        <w:tc>
+          <w:tcPr>
+            <w:tcW w:w="0" w:type="auto"/>
+            <w:vAlign w:val="center"/>
+            <w:hideMark/>
+          </w:tcPr>
+          <w:p>
+            <w:r>
+              <w:t>Hero Title</w:t>
+            </w:r>
+          </w:p>
+        </w:tc>
+        <w:tc>
+          <w:tcPr>
+            <w:tcW w:w="0" w:type="auto"/>
+            <w:vAlign w:val="center"/>
+            <w:hideMark/>
+          </w:tcPr>
+          <w:p>
+            <w:r>
+              <w:t>160–240px</w:t>
+            </w:r>
+          </w:p>
+        </w:tc>
+      </w:tr>
+      <w:tr>
+        <w:trPr>
+          <w:tblCellSpacing w:w="15" w:type="dxa"/>
+        </w:trPr>
+        <w:tc>
+          <w:tcPr>
+            <w:tcW w:w="0" w:type="auto"/>
+            <w:vAlign w:val="center"/>
+            <w:hideMark/>
+          </w:tcPr>
+          <w:p>
+            <w:r>
+              <w:t>Section Title</w:t>
+            </w:r>
+          </w:p>
+        </w:tc>
+        <w:tc>
+          <w:tcPr>
+            <w:tcW w:w="0" w:type="auto"/>
+            <w:vAlign w:val="center"/>
+            <w:hideMark/>
+          </w:tcPr>
+          <w:p>
+            <w:r>
+              <w:t>80–120px</w:t>
+            </w:r>
+          </w:p>
+        </w:tc>
+      </w:tr>
+      <w:tr>
+        <w:trPr>
+          <w:tblCellSpacing w:w="15" w:type="dxa"/>
+        </w:trPr>
+        <w:tc>
+          <w:tcPr>
+            <w:tcW w:w="0" w:type="auto"/>
+            <w:vAlign w:val="center"/>
+            <w:hideMark/>
+          </w:tcPr>
+          <w:p>
+            <w:r>
+              <w:t>Section Subheading</w:t>
+            </w:r>
+          </w:p>
+        </w:tc>
+        <w:tc>
+          <w:tcPr>
+            <w:tcW w:w="0" w:type="auto"/>
+            <w:vAlign w:val="center"/>
+            <w:hideMark/>
+          </w:tcPr>
+          <w:p>
+            <w:r>
+              <w:t>24–32px</w:t>
+            </w:r>
+          </w:p>
+        </w:tc>
+      </w:tr>
+      <w:tr>
+        <w:trPr>
+          <w:tblCellSpacing w:w="15" w:type="dxa"/>
+        </w:trPr>
+        <w:tc>
+          <w:tcPr>
+            <w:tcW w:w="0" w:type="auto"/>
+            <w:vAlign w:val="center"/>
+            <w:hideMark/>
+          </w:tcPr>
+          <w:p>
+            <w:r>
+              <w:t>Body</w:t>
+            </w:r>
+          </w:p>
+        </w:tc>
+        <w:tc>
+          <w:tcPr>
+            <w:tcW w:w="0" w:type="auto"/>
+            <w:vAlign w:val="center"/>
+            <w:hideMark/>
+          </w:tcPr>
+          <w:p>
+            <w:r>
+              <w:t>18px</w:t>
+            </w:r>
+          </w:p>
+        </w:tc>
+      </w:tr>
+    </w:tbl>
+    <w:p>
+      <w:pPr>
+        <w:pStyle w:val="ac"/>
+      </w:pPr>
+      <w:proofErr w:type="spellStart"/>
+      <w:r>
+        <w:t>Example</w:t>
+      </w:r>
+      <w:proofErr w:type="spellEnd"/>
+      <w:r>
+        <w:t>:</w:t>
+      </w:r>
+    </w:p>
+    <w:p>
+      <w:pPr>
+        <w:pStyle w:val="HTML"/>
+        <w:rPr>
+          <w:rStyle w:val="HTML1"/>
+        </w:rPr>
+      </w:pPr>
+      <w:r>
+        <w:rPr>
+          <w:rStyle w:val="HTML1"/>
+        </w:rPr>
+        <w:t>PORI JAZZ</w:t>
+      </w:r>
+    </w:p>
+    <w:p>
+      <w:pPr>
+        <w:pStyle w:val="HTML"/>
+        <w:rPr>
+          <w:rStyle w:val="HTML1"/>
+          <w:lang w:val="en-US"/>
+        </w:rPr>
+      </w:pPr>
+      <w:r>
+        <w:rPr>
+          <w:rStyle w:val="HTML1"/>
+          <w:lang w:val="en-US"/>
+        </w:rPr>
+        <w:t>Designing the Sound of the Brand</w:t>
+      </w:r>
+    </w:p>
+    <w:p>
+      <w:r>
+        <w:pict w14:anchorId="215CB924">
+          <v:rect id="_x0000_i1033" style="width:0;height:1.5pt" o:hralign="center" o:hrstd="t" o:hr="t" fillcolor="#a0a0a0" stroked="f"/>
+        </w:pict>
+      </w:r>
+    </w:p>
+    <w:p>
+      <w:pPr>
+        <w:pStyle w:val="1"/>
+        <w:rPr>
+          <w:lang w:val="en-US"/>
+        </w:rPr>
+      </w:pPr>
+      <w:r>
+        <w:rPr>
+          <w:lang w:val="en-US"/>
+        </w:rPr>
+        <w:t>6. Section Flow (Your Page)</w:t>
+      </w:r>
+    </w:p>
+    <w:p>
+      <w:pPr>
+        <w:pStyle w:val="ac"/>
+        <w:rPr>
+          <w:lang w:val="en-US"/>
+        </w:rPr>
+      </w:pPr>
+      <w:r>
+        <w:rPr>
+          <w:lang w:val="en-US"/>
+        </w:rPr>
+        <w:t>Your page should feel like this:</w:t>
+      </w:r>
+    </w:p>
+    <w:p>
+      <w:pPr>
+        <w:pStyle w:val="HTML"/>
+        <w:rPr>
+          <w:rStyle w:val="HTML1"/>
+          <w:lang w:val="en-US"/>
+        </w:rPr>
+      </w:pPr>
+      <w:r>
+        <w:rPr>
+          <w:rStyle w:val="HTML1"/>
+          <w:lang w:val="en-US"/>
+        </w:rPr>
+        <w:t>HERO</w:t>
+      </w:r>
+    </w:p>
+    <w:p>
+      <w:pPr>
+        <w:pStyle w:val="HTML"/>
+        <w:rPr>
+          <w:rStyle w:val="HTML1"/>
+          <w:lang w:val="en-US"/>
+        </w:rPr>
+      </w:pPr>
+      <w:r>
+        <w:rPr>
+          <w:rStyle w:val="HTML1"/>
+          <w:lang w:val="en-US"/>
+        </w:rPr>
+        <w:t>BASE.</w:t>
+      </w:r>
+    </w:p>
+    <w:p>
+      <w:pPr>
+        <w:pStyle w:val="HTML"/>
+        <w:rPr>
+          <w:rStyle w:val="HTML1"/>
+          <w:lang w:val="en-US"/>
+        </w:rPr>
+      </w:pPr>
+    </w:p>
+    <w:p>
+      <w:pPr>
+        <w:pStyle w:val="HTML"/>
+        <w:rPr>
+          <w:rStyle w:val="HTML1"/>
+          <w:lang w:val="en-US"/>
+        </w:rPr>
+      </w:pPr>
+      <w:r>
+        <w:rPr>
+          <w:rStyle w:val="HTML1"/>
+          <w:lang w:val="en-US"/>
+        </w:rPr>
+        <w:t>↓</w:t>
+      </w:r>
+    </w:p>
+    <w:p>
+      <w:pPr>
+        <w:pStyle w:val="HTML"/>
+        <w:rPr>
+          <w:rStyle w:val="HTML1"/>
+          <w:lang w:val="en-US"/>
+        </w:rPr>
+      </w:pPr>
+    </w:p>
+    <w:p>
+      <w:pPr>
+        <w:pStyle w:val="HTML"/>
+        <w:rPr>
+          <w:rStyle w:val="HTML1"/>
+          <w:lang w:val="en-US"/>
+        </w:rPr>
+      </w:pPr>
+      <w:r>
+        <w:rPr>
+          <w:rStyle w:val="HTML1"/>
+          <w:lang w:val="en-US"/>
+        </w:rPr>
+        <w:t>CASE STUDY</w:t>
+      </w:r>
+    </w:p>
+    <w:p>
+      <w:pPr>
+        <w:pStyle w:val="HTML"/>
+        <w:rPr>
+          <w:rStyle w:val="HTML1"/>
+          <w:lang w:val="en-US"/>
+        </w:rPr>
+      </w:pPr>
+      <w:r>
+        <w:rPr>
+          <w:rStyle w:val="HTML1"/>
+          <w:lang w:val="en-US"/>
+        </w:rPr>
+        <w:t>Pori Jazz</w:t>
+      </w:r>
+    </w:p>
+    <w:p>
+      <w:pPr>
+        <w:pStyle w:val="HTML"/>
+        <w:rPr>
+          <w:rStyle w:val="HTML1"/>
+          <w:lang w:val="en-US"/>
+        </w:rPr>
+      </w:pPr>
+    </w:p>
+    <w:p>
+      <w:pPr>
+        <w:pStyle w:val="HTML"/>
+        <w:rPr>
+          <w:rStyle w:val="HTML1"/>
+          <w:lang w:val="en-US"/>
+        </w:rPr>
+      </w:pPr>
+      <w:r>
+        <w:rPr>
+          <w:rStyle w:val="HTML1"/>
+          <w:lang w:val="en-US"/>
+        </w:rPr>
+        <w:lastRenderedPageBreak/>
+        <w:t>↓</w:t>
+      </w:r>
+    </w:p>
+    <w:p>
+      <w:pPr>
+        <w:pStyle w:val="HTML"/>
+        <w:rPr>
+          <w:rStyle w:val="HTML1"/>
+          <w:lang w:val="en-US"/>
+        </w:rPr>
+      </w:pPr>
+    </w:p>
+    <w:p>
+      <w:pPr>
+        <w:pStyle w:val="HTML"/>
+        <w:rPr>
+          <w:rStyle w:val="HTML1"/>
+          <w:lang w:val="en-US"/>
+        </w:rPr>
+      </w:pPr>
+      <w:r>
+        <w:rPr>
+          <w:rStyle w:val="HTML1"/>
+          <w:lang w:val="en-US"/>
+        </w:rPr>
+        <w:t>STORY EXPERIENCE</w:t>
+      </w:r>
+    </w:p>
+    <w:p>
+      <w:pPr>
+        <w:pStyle w:val="HTML"/>
+        <w:rPr>
+          <w:rStyle w:val="HTML1"/>
+          <w:lang w:val="en-US"/>
+        </w:rPr>
+      </w:pPr>
+      <w:r>
+        <w:rPr>
+          <w:rStyle w:val="HTML1"/>
+          <w:lang w:val="en-US"/>
+        </w:rPr>
+        <w:t>interactive frame</w:t>
+      </w:r>
+    </w:p>
+    <w:p>
+      <w:pPr>
+        <w:pStyle w:val="HTML"/>
+        <w:rPr>
+          <w:rStyle w:val="HTML1"/>
+          <w:lang w:val="en-US"/>
+        </w:rPr>
+      </w:pPr>
+    </w:p>
+    <w:p>
+      <w:pPr>
+        <w:pStyle w:val="HTML"/>
+        <w:rPr>
+          <w:rStyle w:val="HTML1"/>
+          <w:lang w:val="en-US"/>
+        </w:rPr>
+      </w:pPr>
+      <w:r>
+        <w:rPr>
+          <w:rStyle w:val="HTML1"/>
+          <w:lang w:val="en-US"/>
+        </w:rPr>
+        <w:t>↓</w:t>
+      </w:r>
+    </w:p>
+    <w:p>
+      <w:pPr>
+        <w:pStyle w:val="HTML"/>
+        <w:rPr>
+          <w:rStyle w:val="HTML1"/>
+          <w:lang w:val="en-US"/>
+        </w:rPr>
+      </w:pPr>
+    </w:p>
+    <w:p>
+      <w:pPr>
+        <w:pStyle w:val="HTML"/>
+        <w:rPr>
+          <w:rStyle w:val="HTML1"/>
+          <w:lang w:val="en-US"/>
+        </w:rPr>
+      </w:pPr>
+      <w:r>
+        <w:rPr>
+          <w:rStyle w:val="HTML1"/>
+          <w:lang w:val="en-US"/>
+        </w:rPr>
+        <w:t>INSIDE PULSEFRAME</w:t>
+      </w:r>
+    </w:p>
+    <w:p>
+      <w:pPr>
+        <w:pStyle w:val="HTML"/>
+        <w:rPr>
+          <w:rStyle w:val="HTML1"/>
+          <w:lang w:val="en-US"/>
+        </w:rPr>
+      </w:pPr>
+      <w:r>
+        <w:rPr>
+          <w:rStyle w:val="HTML1"/>
+          <w:lang w:val="en-US"/>
+        </w:rPr>
+        <w:t>video breakdown</w:t>
+      </w:r>
+    </w:p>
+    <w:p>
+      <w:pPr>
+        <w:pStyle w:val="HTML"/>
+        <w:rPr>
+          <w:rStyle w:val="HTML1"/>
+          <w:lang w:val="en-US"/>
+        </w:rPr>
+      </w:pPr>
+    </w:p>
+    <w:p>
+      <w:pPr>
+        <w:pStyle w:val="HTML"/>
+        <w:rPr>
+          <w:rStyle w:val="HTML1"/>
+          <w:lang w:val="en-US"/>
+        </w:rPr>
+      </w:pPr>
+      <w:r>
+        <w:rPr>
+          <w:rStyle w:val="HTML1"/>
+          <w:lang w:val="en-US"/>
+        </w:rPr>
+        <w:t>↓</w:t>
+      </w:r>
+    </w:p>
+    <w:p>
+      <w:pPr>
+        <w:pStyle w:val="HTML"/>
+        <w:rPr>
+          <w:rStyle w:val="HTML1"/>
+          <w:lang w:val="en-US"/>
+        </w:rPr>
+      </w:pPr>
+    </w:p>
+    <w:p>
+      <w:pPr>
+        <w:pStyle w:val="HTML"/>
+        <w:rPr>
+          <w:rStyle w:val="HTML1"/>
+          <w:lang w:val="en-US"/>
+        </w:rPr>
+      </w:pPr>
+      <w:r>
+        <w:rPr>
+          <w:rStyle w:val="HTML1"/>
+          <w:lang w:val="en-US"/>
+        </w:rPr>
+        <w:t>MORE PROJECTS</w:t>
+      </w:r>
+    </w:p>
+    <w:p>
+      <w:pPr>
+        <w:pStyle w:val="HTML"/>
+        <w:rPr>
+          <w:rStyle w:val="HTML1"/>
+          <w:lang w:val="en-US"/>
+        </w:rPr>
+      </w:pPr>
+      <w:r>
+        <w:rPr>
+          <w:rStyle w:val="HTML1"/>
+          <w:lang w:val="en-US"/>
+        </w:rPr>
+        <w:t>gallery</w:t>
+      </w:r>
+    </w:p>
+    <w:p>
+      <w:pPr>
+        <w:pStyle w:val="HTML"/>
+        <w:rPr>
+          <w:rStyle w:val="HTML1"/>
+          <w:lang w:val="en-US"/>
+        </w:rPr>
+      </w:pPr>
+    </w:p>
+    <w:p>
+      <w:pPr>
+        <w:pStyle w:val="HTML"/>
+        <w:rPr>
+          <w:rStyle w:val="HTML1"/>
+          <w:lang w:val="en-US"/>
+        </w:rPr>
+      </w:pPr>
+      <w:r>
+        <w:rPr>
+          <w:rStyle w:val="HTML1"/>
+          <w:lang w:val="en-US"/>
+        </w:rPr>
+        <w:t>↓</w:t>
+      </w:r>
+    </w:p>
+    <w:p>
+      <w:pPr>
+        <w:pStyle w:val="HTML"/>
+        <w:rPr>
+          <w:rStyle w:val="HTML1"/>
+          <w:lang w:val="en-US"/>
+        </w:rPr>
+      </w:pPr>
+    </w:p>
+    <w:p>
+      <w:pPr>
+        <w:pStyle w:val="HTML"/>
+        <w:rPr>
+          <w:rStyle w:val="HTML1"/>
+          <w:lang w:val="en-US"/>
+        </w:rPr>
+      </w:pPr>
+      <w:r>
+        <w:rPr>
+          <w:rStyle w:val="HTML1"/>
+          <w:lang w:val="en-US"/>
+        </w:rPr>
+        <w:t>FOOTER</w:t>
+      </w:r>
+    </w:p>
+    <w:p>
+      <w:pPr>
+        <w:pStyle w:val="ac"/>
+        <w:rPr>
+          <w:lang w:val="en-US"/>
+        </w:rPr>
+      </w:pPr>
+      <w:r>
+        <w:rPr>
+          <w:lang w:val="en-US"/>
+        </w:rPr>
+        <w:t xml:space="preserve">Each section should </w:t>
+      </w:r>
+      <w:r>
+        <w:rPr>
+          <w:rStyle w:val="ad"/>
+          <w:lang w:val="en-US"/>
+        </w:rPr>
+        <w:t>feel connected visually</w:t>
+      </w:r>
+      <w:r>
+        <w:rPr>
+          <w:lang w:val="en-US"/>
+        </w:rPr>
+        <w:t>.</w:t>
+      </w:r>
+    </w:p>
+    <w:p>
+      <w:r>
+        <w:pict w14:anchorId="7D37515F">
+          <v:rect id="_x0000_i1034" style="width:0;height:1.5pt" o:hralign="center" o:hrstd="t" o:hr="t" fillcolor="#a0a0a0" stroked="f"/>
+        </w:pict>
+      </w:r>
+    </w:p>
+    <w:p>
+      <w:pPr>
+        <w:pStyle w:val="1"/>
+        <w:rPr>
+          <w:lang w:val="en-US"/>
+        </w:rPr>
+      </w:pPr>
+      <w:r>
+        <w:rPr>
+          <w:lang w:val="en-US"/>
+        </w:rPr>
+        <w:t>7. One Important Improvement</w:t>
+      </w:r>
+    </w:p>
+    <w:p>
+      <w:pPr>
+        <w:pStyle w:val="ac"/>
+        <w:rPr>
+          <w:lang w:val="en-US"/>
+        </w:rPr>
+      </w:pPr>
+      <w:r>
+        <w:rPr>
+          <w:lang w:val="en-US"/>
+        </w:rPr>
+        <w:t xml:space="preserve">Your hero is </w:t>
+      </w:r>
+      <w:r>
+        <w:rPr>
+          <w:rStyle w:val="ad"/>
+          <w:lang w:val="en-US"/>
+        </w:rPr>
+        <w:t>very graphic</w:t>
+      </w:r>
+      <w:r>
+        <w:rPr>
+          <w:lang w:val="en-US"/>
+        </w:rPr>
+        <w:t xml:space="preserve">, but your sections are </w:t>
+      </w:r>
+      <w:r>
+        <w:rPr>
+          <w:rStyle w:val="ad"/>
+          <w:lang w:val="en-US"/>
+        </w:rPr>
+        <w:t>plain white boxes</w:t>
+      </w:r>
+      <w:r>
+        <w:rPr>
+          <w:lang w:val="en-US"/>
+        </w:rPr>
+        <w:t>.</w:t>
+      </w:r>
+    </w:p>
+    <w:p>
+      <w:pPr>
+        <w:pStyle w:val="ac"/>
+        <w:rPr>
+          <w:lang w:val="en-US"/>
+        </w:rPr>
+      </w:pPr>
+      <w:r>
+        <w:rPr>
+          <w:lang w:val="en-US"/>
+        </w:rPr>
+        <w:t>That breaks the design language.</w:t>
+      </w:r>
+    </w:p>
+    <w:p>
+      <w:pPr>
+        <w:pStyle w:val="ac"/>
+      </w:pPr>
+      <w:proofErr w:type="spellStart"/>
+      <w:r>
+        <w:t>Add</w:t>
+      </w:r>
+      <w:proofErr w:type="spellEnd"/>
+      <w:r>
+        <w:t xml:space="preserve"> </w:t>
+      </w:r>
+      <w:proofErr w:type="spellStart"/>
+      <w:r>
+        <w:t>subtle</w:t>
+      </w:r>
+      <w:proofErr w:type="spellEnd"/>
+      <w:r>
+        <w:t xml:space="preserve"> </w:t>
+      </w:r>
+      <w:proofErr w:type="spellStart"/>
+      <w:r>
+        <w:t>elements</w:t>
+      </w:r>
+      <w:proofErr w:type="spellEnd"/>
+      <w:r>
+        <w:t>:</w:t>
+      </w:r>
+    </w:p>
+    <w:p>
+      <w:pPr>
+        <w:pStyle w:val="ac"/>
+        <w:numPr>
+          <w:ilvl w:val="0"/>
+          <w:numId w:val="6"/>
+        </w:numPr>
+      </w:pPr>
+      <w:proofErr w:type="spellStart"/>
+      <w:r>
+        <w:t>background</w:t>
+      </w:r>
+      <w:proofErr w:type="spellEnd"/>
+      <w:r>
+        <w:t xml:space="preserve"> </w:t>
+      </w:r>
+      <w:proofErr w:type="spellStart"/>
+      <w:r>
+        <w:t>circles</w:t>
+      </w:r>
+      <w:proofErr w:type="spellEnd"/>
+    </w:p>
+    <w:p>
+      <w:pPr>
+        <w:pStyle w:val="ac"/>
+        <w:numPr>
+          <w:ilvl w:val="0"/>
+          <w:numId w:val="6"/>
+        </w:numPr>
+      </w:pPr>
+      <w:proofErr w:type="spellStart"/>
+      <w:r>
+        <w:t>color</w:t>
+      </w:r>
+      <w:proofErr w:type="spellEnd"/>
+      <w:r>
+        <w:t xml:space="preserve"> </w:t>
+      </w:r>
+      <w:proofErr w:type="spellStart"/>
+      <w:r>
+        <w:t>blocks</w:t>
+      </w:r>
+      <w:proofErr w:type="spellEnd"/>
+    </w:p>
+    <w:p>
+      <w:pPr>
+        <w:pStyle w:val="ac"/>
+        <w:numPr>
+          <w:ilvl w:val="0"/>
+          <w:numId w:val="6"/>
+        </w:numPr>
+      </w:pPr>
+      <w:proofErr w:type="spellStart"/>
+      <w:r>
+        <w:t>oversized</w:t>
+      </w:r>
+      <w:proofErr w:type="spellEnd"/>
+      <w:r>
+        <w:t xml:space="preserve"> </w:t>
+      </w:r>
+      <w:proofErr w:type="spellStart"/>
+      <w:r>
+        <w:t>type</w:t>
+      </w:r>
+      <w:proofErr w:type="spellEnd"/>
+    </w:p>
+    <w:p>
+      <w:pPr>
+        <w:pStyle w:val="ac"/>
+        <w:numPr>
+          <w:ilvl w:val="0"/>
+          <w:numId w:val="6"/>
+        </w:numPr>
+      </w:pPr>
+      <w:proofErr w:type="spellStart"/>
+      <w:r>
+        <w:t>architectural</w:t>
+      </w:r>
+      <w:proofErr w:type="spellEnd"/>
+      <w:r>
+        <w:t xml:space="preserve"> </w:t>
+      </w:r>
+      <w:proofErr w:type="spellStart"/>
+      <w:r>
+        <w:t>crops</w:t>
+      </w:r>
+      <w:proofErr w:type="spellEnd"/>
+    </w:p>
+    <w:p>
+      <w:r>
+        <w:pict w14:anchorId="4E39ABA9">
+          <v:rect id="_x0000_i1035" style="width:0;height:1.5pt" o:hralign="center" o:hrstd="t" o:hr="t" fillcolor="#a0a0a0" stroked="f"/>
+        </w:pict>
+      </w:r>
+    </w:p>
+    <w:p>
+      <w:pPr>
+        <w:pStyle w:val="1"/>
+        <w:rPr>
+          <w:lang w:val="en-US"/>
+        </w:rPr>
+      </w:pPr>
+      <w:r>
+        <w:rPr>
+          <w:lang w:val="en-US"/>
+        </w:rPr>
+        <w:t>8. Example Layout Flow</w:t>
+      </w:r>
+    </w:p>
+    <w:p>
+      <w:pPr>
+        <w:pStyle w:val="HTML"/>
+        <w:rPr>
+          <w:rStyle w:val="HTML1"/>
+          <w:lang w:val="en-US"/>
+        </w:rPr>
+      </w:pPr>
+      <w:r>
+        <w:rPr>
+          <w:rStyle w:val="HTML1"/>
+          <w:lang w:val="en-US"/>
+        </w:rPr>
+        <w:t>HERO</w:t>
+      </w:r>
+    </w:p>
+    <w:p>
+      <w:pPr>
+        <w:pStyle w:val="HTML"/>
+        <w:rPr>
+          <w:rStyle w:val="HTML1"/>
+          <w:lang w:val="en-US"/>
+        </w:rPr>
+      </w:pPr>
+      <w:r>
+        <w:rPr>
+          <w:rStyle w:val="HTML1"/>
+          <w:lang w:val="en-US"/>
+        </w:rPr>
+        <w:t>BASE.</w:t>
+      </w:r>
+    </w:p>
+    <w:p>
+      <w:pPr>
+        <w:pStyle w:val="HTML"/>
+        <w:rPr>
+          <w:rStyle w:val="HTML1"/>
+          <w:lang w:val="en-US"/>
+        </w:rPr>
+      </w:pPr>
+    </w:p>
+    <w:p>
+      <w:pPr>
+        <w:pStyle w:val="HTML"/>
+        <w:rPr>
+          <w:rStyle w:val="HTML1"/>
+          <w:lang w:val="en-US"/>
+        </w:rPr>
+      </w:pPr>
+      <w:r>
+        <w:rPr>
+          <w:rStyle w:val="HTML1"/>
+          <w:lang w:val="en-US"/>
+        </w:rPr>
+        <w:t>↓</w:t>
+      </w:r>
+    </w:p>
+    <w:p>
+      <w:pPr>
+        <w:pStyle w:val="HTML"/>
+        <w:rPr>
+          <w:rStyle w:val="HTML1"/>
+          <w:lang w:val="en-US"/>
+        </w:rPr>
+      </w:pPr>
+    </w:p>
+    <w:p>
+      <w:pPr>
+        <w:pStyle w:val="HTML"/>
+        <w:rPr>
+          <w:rStyle w:val="HTML1"/>
+          <w:lang w:val="en-US"/>
+        </w:rPr>
+      </w:pPr>
+      <w:r>
+        <w:rPr>
+          <w:rStyle w:val="HTML1"/>
+          <w:lang w:val="en-US"/>
+        </w:rPr>
+        <w:t>PORI JAZZ</w:t>
+      </w:r>
+    </w:p>
+    <w:p>
+      <w:pPr>
+        <w:pStyle w:val="HTML"/>
+        <w:rPr>
+          <w:rStyle w:val="HTML1"/>
+          <w:lang w:val="en-US"/>
+        </w:rPr>
+      </w:pPr>
+      <w:r>
+        <w:rPr>
+          <w:rStyle w:val="HTML1"/>
+          <w:lang w:val="en-US"/>
+        </w:rPr>
+        <w:t>case study</w:t>
+      </w:r>
+    </w:p>
+    <w:p>
+      <w:pPr>
+        <w:pStyle w:val="HTML"/>
+        <w:rPr>
+          <w:rStyle w:val="HTML1"/>
+          <w:lang w:val="en-US"/>
+        </w:rPr>
+      </w:pPr>
+    </w:p>
+    <w:p>
+      <w:pPr>
+        <w:pStyle w:val="HTML"/>
+        <w:rPr>
+          <w:rStyle w:val="HTML1"/>
+          <w:lang w:val="en-US"/>
+        </w:rPr>
+      </w:pPr>
+      <w:r>
+        <w:rPr>
+          <w:rStyle w:val="HTML1"/>
+          <w:lang w:val="en-US"/>
+        </w:rPr>
+        <w:t>↓</w:t>
+      </w:r>
+    </w:p>
+    <w:p>
+      <w:pPr>
+        <w:pStyle w:val="HTML"/>
+        <w:rPr>
+          <w:rStyle w:val="HTML1"/>
+          <w:lang w:val="en-US"/>
+        </w:rPr>
+      </w:pPr>
+    </w:p>
+    <w:p>
+      <w:pPr>
+        <w:pStyle w:val="HTML"/>
+        <w:rPr>
+          <w:rStyle w:val="HTML1"/>
+          <w:lang w:val="en-US"/>
+        </w:rPr>
+      </w:pPr>
+      <w:r>
+        <w:rPr>
+          <w:rStyle w:val="HTML1"/>
+          <w:lang w:val="en-US"/>
+        </w:rPr>
+        <w:t>interactive story</w:t>
+      </w:r>
+    </w:p>
+    <w:p>
+      <w:pPr>
+        <w:pStyle w:val="HTML"/>
+        <w:rPr>
+          <w:rStyle w:val="HTML1"/>
+          <w:lang w:val="en-US"/>
+        </w:rPr>
+      </w:pPr>
+    </w:p>
+    <w:p>
+      <w:pPr>
+        <w:pStyle w:val="HTML"/>
+        <w:rPr>
+          <w:rStyle w:val="HTML1"/>
+          <w:lang w:val="en-US"/>
+        </w:rPr>
+      </w:pPr>
+      <w:r>
+        <w:rPr>
+          <w:rStyle w:val="HTML1"/>
+          <w:lang w:val="en-US"/>
+        </w:rPr>
+        <w:t>↓</w:t>
+      </w:r>
+    </w:p>
+    <w:p>
+      <w:pPr>
+        <w:pStyle w:val="HTML"/>
+        <w:rPr>
+          <w:rStyle w:val="HTML1"/>
+          <w:lang w:val="en-US"/>
+        </w:rPr>
+      </w:pPr>
+    </w:p>
+    <w:p>
+      <w:pPr>
+        <w:pStyle w:val="HTML"/>
+        <w:rPr>
+          <w:rStyle w:val="HTML1"/>
+          <w:lang w:val="en-US"/>
+        </w:rPr>
+      </w:pPr>
+      <w:r>
+        <w:rPr>
+          <w:rStyle w:val="HTML1"/>
+          <w:lang w:val="en-US"/>
+        </w:rPr>
+        <w:t>INSIDE PULSEFRAME</w:t>
+      </w:r>
+    </w:p>
+    <w:p>
+      <w:pPr>
+        <w:pStyle w:val="HTML"/>
+        <w:rPr>
+          <w:rStyle w:val="HTML1"/>
+          <w:lang w:val="en-US"/>
+        </w:rPr>
+      </w:pPr>
+      <w:r>
+        <w:rPr>
+          <w:rStyle w:val="HTML1"/>
+          <w:lang w:val="en-US"/>
+        </w:rPr>
+        <w:t>3 vertical videos</w:t>
+      </w:r>
+    </w:p>
+    <w:p>
+      <w:pPr>
+        <w:pStyle w:val="HTML"/>
+        <w:rPr>
+          <w:rStyle w:val="HTML1"/>
+          <w:lang w:val="en-US"/>
+        </w:rPr>
+      </w:pPr>
+    </w:p>
+    <w:p>
+      <w:pPr>
+        <w:pStyle w:val="HTML"/>
+        <w:rPr>
+          <w:rStyle w:val="HTML1"/>
+          <w:lang w:val="en-US"/>
+        </w:rPr>
+      </w:pPr>
+      <w:r>
+        <w:rPr>
+          <w:rStyle w:val="HTML1"/>
+          <w:lang w:val="en-US"/>
+        </w:rPr>
+        <w:t>↓</w:t>
+      </w:r>
+    </w:p>
+    <w:p>
+      <w:pPr>
+        <w:pStyle w:val="HTML"/>
+        <w:rPr>
+          <w:rStyle w:val="HTML1"/>
+          <w:lang w:val="en-US"/>
+        </w:rPr>
+      </w:pPr>
+    </w:p>
+    <w:p>
+      <w:pPr>
+        <w:pStyle w:val="HTML"/>
+        <w:rPr>
+          <w:rStyle w:val="HTML1"/>
+          <w:lang w:val="en-US"/>
+        </w:rPr>
+      </w:pPr>
+      <w:r>
+        <w:rPr>
+          <w:rStyle w:val="HTML1"/>
+          <w:lang w:val="en-US"/>
+        </w:rPr>
+        <w:t>DESIGNING ATMOSPHERE</w:t>
+      </w:r>
+    </w:p>
+    <w:p>
+      <w:pPr>
+        <w:pStyle w:val="HTML"/>
+        <w:rPr>
+          <w:rStyle w:val="HTML1"/>
+          <w:lang w:val="en-US"/>
+        </w:rPr>
+      </w:pPr>
+      <w:r>
+        <w:rPr>
+          <w:rStyle w:val="HTML1"/>
+          <w:lang w:val="en-US"/>
+        </w:rPr>
+        <w:t>big typography section</w:t>
+      </w:r>
+    </w:p>
+    <w:p>
+      <w:pPr>
+        <w:pStyle w:val="HTML"/>
+        <w:rPr>
+          <w:rStyle w:val="HTML1"/>
+          <w:lang w:val="en-US"/>
+        </w:rPr>
+      </w:pPr>
+    </w:p>
+    <w:p>
+      <w:pPr>
+        <w:pStyle w:val="HTML"/>
+        <w:rPr>
+          <w:rStyle w:val="HTML1"/>
+          <w:lang w:val="en-US"/>
+        </w:rPr>
+      </w:pPr>
+      <w:r>
+        <w:rPr>
+          <w:rStyle w:val="HTML1"/>
+          <w:lang w:val="en-US"/>
+        </w:rPr>
+        <w:t>↓</w:t>
+      </w:r>
+    </w:p>
+    <w:p>
+      <w:pPr>
+        <w:pStyle w:val="HTML"/>
+        <w:rPr>
+          <w:rStyle w:val="HTML1"/>
+          <w:lang w:val="en-US"/>
+        </w:rPr>
+      </w:pPr>
+    </w:p>
+    <w:p>
+      <w:pPr>
+        <w:pStyle w:val="HTML"/>
+        <w:rPr>
+          <w:rStyle w:val="HTML1"/>
+          <w:lang w:val="en-US"/>
+        </w:rPr>
+      </w:pPr>
+      <w:r>
+        <w:rPr>
+          <w:rStyle w:val="HTML1"/>
+          <w:lang w:val="en-US"/>
+        </w:rPr>
+        <w:t>more case studies</w:t>
+      </w:r>
+    </w:p>
+    <w:p>
+      <w:r>
+        <w:pict w14:anchorId="157B5FDE">
+          <v:rect id="_x0000_i1036" style="width:0;height:1.5pt" o:hralign="center" o:hrstd="t" o:hr="t" fillcolor="#a0a0a0" stroked="f"/>
+        </w:pict>
+      </w:r>
+    </w:p>
+    <w:p>
+      <w:pPr>
+        <w:pStyle w:val="1"/>
+        <w:rPr>
+          <w:lang w:val="en-US"/>
+        </w:rPr>
+      </w:pPr>
+      <w:r>
+        <w:rPr>
+          <w:lang w:val="en-US"/>
+        </w:rPr>
+        <w:t>9. The Real Secret</w:t>
+      </w:r>
+    </w:p>
+    <w:p>
+      <w:pPr>
+        <w:pStyle w:val="ac"/>
+        <w:rPr>
+          <w:lang w:val="en-US"/>
+        </w:rPr>
+      </w:pPr>
+      <w:r>
+        <w:rPr>
+          <w:lang w:val="en-US"/>
+        </w:rPr>
+        <w:t xml:space="preserve">Your site should feel like a </w:t>
+      </w:r>
+      <w:r>
+        <w:rPr>
+          <w:rStyle w:val="ad"/>
+          <w:lang w:val="en-US"/>
+        </w:rPr>
+        <w:t>design magazine</w:t>
+      </w:r>
+      <w:r>
+        <w:rPr>
+          <w:lang w:val="en-US"/>
+        </w:rPr>
+        <w:t>, not a blog.</w:t>
+      </w:r>
+    </w:p>
+    <w:p>
+      <w:pPr>
+        <w:pStyle w:val="ac"/>
+        <w:rPr>
+          <w:lang w:val="en-US"/>
+        </w:rPr>
+      </w:pPr>
+      <w:r>
+        <w:rPr>
+          <w:lang w:val="en-US"/>
+        </w:rPr>
+        <w:t>Hero style:</w:t>
+      </w:r>
+    </w:p>
+    <w:p>
+      <w:pPr>
+        <w:pStyle w:val="HTML"/>
+        <w:rPr>
+          <w:rStyle w:val="HTML1"/>
+          <w:lang w:val="en-US"/>
+        </w:rPr>
+      </w:pPr>
+      <w:r>
+        <w:rPr>
+          <w:rStyle w:val="HTML1"/>
+          <w:lang w:val="en-US"/>
+        </w:rPr>
+        <w:t>editorial</w:t>
+      </w:r>
+    </w:p>
+    <w:p>
+      <w:pPr>
+        <w:pStyle w:val="HTML"/>
+        <w:rPr>
+          <w:rStyle w:val="HTML1"/>
+          <w:lang w:val="en-US"/>
+        </w:rPr>
+      </w:pPr>
+      <w:r>
+        <w:rPr>
+          <w:rStyle w:val="HTML1"/>
+          <w:lang w:val="en-US"/>
+        </w:rPr>
+        <w:t>graphic</w:t>
+      </w:r>
+    </w:p>
+    <w:p>
+      <w:pPr>
+        <w:pStyle w:val="HTML"/>
+        <w:rPr>
+          <w:rStyle w:val="HTML1"/>
+          <w:lang w:val="en-US"/>
+        </w:rPr>
+      </w:pPr>
+      <w:r>
+        <w:rPr>
+          <w:rStyle w:val="HTML1"/>
+          <w:lang w:val="en-US"/>
+        </w:rPr>
+        <w:t>experimental</w:t>
+      </w:r>
+    </w:p>
+    <w:p>
+      <w:pPr>
+        <w:pStyle w:val="ac"/>
+        <w:rPr>
+          <w:lang w:val="en-US"/>
+        </w:rPr>
+      </w:pPr>
+      <w:r>
+        <w:rPr>
+          <w:lang w:val="en-US"/>
+        </w:rPr>
+        <w:t xml:space="preserve">Your sections should follow that </w:t>
+      </w:r>
+      <w:r>
+        <w:rPr>
+          <w:rStyle w:val="ad"/>
+          <w:lang w:val="en-US"/>
+        </w:rPr>
+        <w:t>same editorial language</w:t>
+      </w:r>
+      <w:r>
+        <w:rPr>
+          <w:lang w:val="en-US"/>
+        </w:rPr>
+        <w:t>.</w:t>
+      </w:r>
+    </w:p>
+    <w:p>
+      <w:r>
+        <w:pict w14:anchorId="39198996">
+          <v:rect id="_x0000_i1037" style="width:0;height:1.5pt" o:hralign="center" o:hrstd="t" o:hr="t" fillcolor="#a0a0a0" stroked="f"/>
+        </w:pict>
+      </w:r>
+    </w:p>
+    <w:p>
+      <w:pPr>
+        <w:pStyle w:val="1"/>
+        <w:rPr>
+          <w:lang w:val="en-US"/>
+        </w:rPr>
+      </w:pPr>
+      <w:r>
+        <w:rPr>
+          <w:lang w:val="en-US"/>
+        </w:rPr>
+        <w:t xml:space="preserve">10. One Small Fix </w:t>
+      </w:r>
+      <w:proofErr w:type="gramStart"/>
+      <w:r>
+        <w:rPr>
+          <w:lang w:val="en-US"/>
+        </w:rPr>
+        <w:t>In</w:t>
+      </w:r>
+      <w:proofErr w:type="gramEnd"/>
+      <w:r>
+        <w:rPr>
+          <w:lang w:val="en-US"/>
+        </w:rPr>
+        <w:t xml:space="preserve"> Your Hero</w:t>
+      </w:r>
+    </w:p>
+    <w:p>
+      <w:pPr>
+        <w:pStyle w:val="ac"/>
+        <w:rPr>
+          <w:lang w:val="en-US"/>
+        </w:rPr>
+      </w:pPr>
+      <w:r>
+        <w:rPr>
+          <w:lang w:val="en-US"/>
+        </w:rPr>
+        <w:t>Move:</w:t>
+      </w:r>
+    </w:p>
+    <w:p>
+      <w:pPr>
+        <w:pStyle w:val="HTML"/>
+        <w:rPr>
+          <w:rStyle w:val="HTML1"/>
+          <w:lang w:val="en-US"/>
+        </w:rPr>
+      </w:pPr>
+      <w:r>
+        <w:rPr>
+          <w:rStyle w:val="HTML1"/>
+          <w:lang w:val="en-US"/>
+        </w:rPr>
+        <w:t>THE SOUND OF THE BRAND</w:t>
+      </w:r>
+    </w:p>
+    <w:p>
+      <w:pPr>
+        <w:pStyle w:val="ac"/>
+        <w:rPr>
+          <w:lang w:val="en-US"/>
+        </w:rPr>
+      </w:pPr>
+      <w:r>
+        <w:rPr>
+          <w:lang w:val="en-US"/>
+        </w:rPr>
+        <w:t>slightly away from the building edge.</w:t>
+      </w:r>
+    </w:p>
+    <w:p>
+      <w:pPr>
+        <w:pStyle w:val="ac"/>
+        <w:rPr>
+          <w:lang w:val="en-US"/>
+        </w:rPr>
+      </w:pPr>
+      <w:r>
+        <w:rPr>
+          <w:lang w:val="en-US"/>
+        </w:rPr>
+        <w:t xml:space="preserve">Right </w:t>
+      </w:r>
+      <w:proofErr w:type="gramStart"/>
+      <w:r>
+        <w:rPr>
+          <w:lang w:val="en-US"/>
+        </w:rPr>
+        <w:t>now</w:t>
+      </w:r>
+      <w:proofErr w:type="gramEnd"/>
+      <w:r>
+        <w:rPr>
+          <w:lang w:val="en-US"/>
+        </w:rPr>
+        <w:t xml:space="preserve"> it visually </w:t>
+      </w:r>
+      <w:r>
+        <w:rPr>
+          <w:rStyle w:val="ad"/>
+          <w:lang w:val="en-US"/>
+        </w:rPr>
+        <w:t>collides with the image</w:t>
+      </w:r>
+      <w:r>
+        <w:rPr>
+          <w:lang w:val="en-US"/>
+        </w:rPr>
+        <w:t>.</w:t>
+      </w:r>
+    </w:p>
+    <w:p>
+      <w:pPr>
+        <w:pStyle w:val="ac"/>
+        <w:rPr>
+          <w:lang w:val="en-US"/>
+        </w:rPr>
+      </w:pPr>
+      <w:r>
+        <w:rPr>
+          <w:lang w:val="en-US"/>
+        </w:rPr>
+        <w:t>Small spacing will improve legibility.</w:t>
       </w:r>
     </w:p>
     <w:sectPr>
@@ -45,6 +3177,923 @@
     </w:sectPr>
   </w:body>
 </w:document>
+</file>
+
+<file path=word/numbering.xml><?xml version="1.0" encoding="utf-8"?>
+<w:numbering xmlns:wpc="http://schemas.microsoft.com/office/word/2010/wordprocessingCanvas" xmlns:cx="http://schemas.microsoft.com/office/drawing/2014/chartex" xmlns:cx1="http://schemas.microsoft.com/office/drawing/2015/9/8/chartex" xmlns:cx2="http://schemas.microsoft.com/office/drawing/2015/10/21/chartex" xmlns:cx3="http://schemas.microsoft.com/office/drawing/2016/5/9/chartex" xmlns:cx4="http://schemas.microsoft.com/office/drawing/2016/5/10/chartex" xmlns:cx5="http://schemas.microsoft.com/office/drawing/2016/5/11/chartex" xmlns:cx6="http://schemas.microsoft.com/office/drawing/2016/5/12/chartex" xmlns:cx7="http://schemas.microsoft.com/office/drawing/2016/5/13/chartex" xmlns:cx8="http://schemas.microsoft.com/office/drawing/2016/5/14/chartex" xmlns:mc="http://schemas.openxmlformats.org/markup-compatibility/2006" xmlns:aink="http://schemas.microsoft.com/office/drawing/2016/ink" xmlns:am3d="http://schemas.microsoft.com/office/drawing/2017/model3d" xmlns:o="urn:schemas-microsoft-com:office:office" xmlns:oel="http://schemas.microsoft.com/office/2019/extlst" xmlns:r="http://schemas.openxmlformats.org/officeDocument/2006/relationships" xmlns:m="http://schemas.openxmlformats.org/officeDocument/2006/math" xmlns:v="urn:schemas-microsoft-com:vml" xmlns:wp14="http://schemas.microsoft.com/office/word/2010/wordprocessingDrawing" xmlns:wp="http://schemas.openxmlformats.org/drawingml/2006/wordprocessingDrawing" xmlns:w10="urn:schemas-microsoft-com:office:word" xmlns:w="http://schemas.openxmlformats.org/wordprocessingml/2006/main" xmlns:w14="http://schemas.microsoft.com/office/word/2010/wordml" xmlns:w15="http://schemas.microsoft.com/office/word/2012/wordml" xmlns:w16cex="http://schemas.microsoft.com/office/word/2018/wordml/cex" xmlns:w16cid="http://schemas.microsoft.com/office/word/2016/wordml/cid" xmlns:w16="http://schemas.microsoft.com/office/word/2018/wordml" xmlns:w16du="http://schemas.microsoft.com/office/word/2023/wordml/word16du" xmlns:w16sdtdh="http://schemas.microsoft.com/office/word/2020/wordml/sdtdatahash" xmlns:w16se="http://schemas.microsoft.com/office/word/2015/wordml/symex" xmlns:wpg="http://schemas.microsoft.com/office/word/2010/wordprocessingGroup" xmlns:wpi="http://schemas.microsoft.com/office/word/2010/wordprocessingInk" xmlns:wne="http://schemas.microsoft.com/office/word/2006/wordml" xmlns:wps="http://schemas.microsoft.com/office/word/2010/wordprocessingShape" mc:Ignorable="w14 w15 w16se w16cid w16 w16cex w16sdtdh wp14">
+  <w:abstractNum w:abstractNumId="0" w15:restartNumberingAfterBreak="0">
+    <w:nsid w:val="310961A9"/>
+    <w:multiLevelType w:val="multilevel"/>
+    <w:tmpl w:val="9DBE0EB8"/>
+    <w:lvl w:ilvl="0">
+      <w:start w:val="1"/>
+      <w:numFmt w:val="bullet"/>
+      <w:lvlText w:val=""/>
+      <w:lvlJc w:val="left"/>
+      <w:pPr>
+        <w:tabs>
+          <w:tab w:val="num" w:pos="720"/>
+        </w:tabs>
+        <w:ind w:left="720" w:hanging="360"/>
+      </w:pPr>
+      <w:rPr>
+        <w:rFonts w:ascii="Symbol" w:hAnsi="Symbol" w:hint="default"/>
+        <w:sz w:val="20"/>
+      </w:rPr>
+    </w:lvl>
+    <w:lvl w:ilvl="1" w:tentative="1">
+      <w:start w:val="1"/>
+      <w:numFmt w:val="bullet"/>
+      <w:lvlText w:val="o"/>
+      <w:lvlJc w:val="left"/>
+      <w:pPr>
+        <w:tabs>
+          <w:tab w:val="num" w:pos="1440"/>
+        </w:tabs>
+        <w:ind w:left="1440" w:hanging="360"/>
+      </w:pPr>
+      <w:rPr>
+        <w:rFonts w:ascii="Courier New" w:hAnsi="Courier New" w:hint="default"/>
+        <w:sz w:val="20"/>
+      </w:rPr>
+    </w:lvl>
+    <w:lvl w:ilvl="2" w:tentative="1">
+      <w:start w:val="1"/>
+      <w:numFmt w:val="bullet"/>
+      <w:lvlText w:val=""/>
+      <w:lvlJc w:val="left"/>
+      <w:pPr>
+        <w:tabs>
+          <w:tab w:val="num" w:pos="2160"/>
+        </w:tabs>
+        <w:ind w:left="2160" w:hanging="360"/>
+      </w:pPr>
+      <w:rPr>
+        <w:rFonts w:ascii="Wingdings" w:hAnsi="Wingdings" w:hint="default"/>
+        <w:sz w:val="20"/>
+      </w:rPr>
+    </w:lvl>
+    <w:lvl w:ilvl="3" w:tentative="1">
+      <w:start w:val="1"/>
+      <w:numFmt w:val="bullet"/>
+      <w:lvlText w:val=""/>
+      <w:lvlJc w:val="left"/>
+      <w:pPr>
+        <w:tabs>
+          <w:tab w:val="num" w:pos="2880"/>
+        </w:tabs>
+        <w:ind w:left="2880" w:hanging="360"/>
+      </w:pPr>
+      <w:rPr>
+        <w:rFonts w:ascii="Wingdings" w:hAnsi="Wingdings" w:hint="default"/>
+        <w:sz w:val="20"/>
+      </w:rPr>
+    </w:lvl>
+    <w:lvl w:ilvl="4" w:tentative="1">
+      <w:start w:val="1"/>
+      <w:numFmt w:val="bullet"/>
+      <w:lvlText w:val=""/>
+      <w:lvlJc w:val="left"/>
+      <w:pPr>
+        <w:tabs>
+          <w:tab w:val="num" w:pos="3600"/>
+        </w:tabs>
+        <w:ind w:left="3600" w:hanging="360"/>
+      </w:pPr>
+      <w:rPr>
+        <w:rFonts w:ascii="Wingdings" w:hAnsi="Wingdings" w:hint="default"/>
+        <w:sz w:val="20"/>
+      </w:rPr>
+    </w:lvl>
+    <w:lvl w:ilvl="5" w:tentative="1">
+      <w:start w:val="1"/>
+      <w:numFmt w:val="bullet"/>
+      <w:lvlText w:val=""/>
+      <w:lvlJc w:val="left"/>
+      <w:pPr>
+        <w:tabs>
+          <w:tab w:val="num" w:pos="4320"/>
+        </w:tabs>
+        <w:ind w:left="4320" w:hanging="360"/>
+      </w:pPr>
+      <w:rPr>
+        <w:rFonts w:ascii="Wingdings" w:hAnsi="Wingdings" w:hint="default"/>
+        <w:sz w:val="20"/>
+      </w:rPr>
+    </w:lvl>
+    <w:lvl w:ilvl="6" w:tentative="1">
+      <w:start w:val="1"/>
+      <w:numFmt w:val="bullet"/>
+      <w:lvlText w:val=""/>
+      <w:lvlJc w:val="left"/>
+      <w:pPr>
+        <w:tabs>
+          <w:tab w:val="num" w:pos="5040"/>
+        </w:tabs>
+        <w:ind w:left="5040" w:hanging="360"/>
+      </w:pPr>
+      <w:rPr>
+        <w:rFonts w:ascii="Wingdings" w:hAnsi="Wingdings" w:hint="default"/>
+        <w:sz w:val="20"/>
+      </w:rPr>
+    </w:lvl>
+    <w:lvl w:ilvl="7" w:tentative="1">
+      <w:start w:val="1"/>
+      <w:numFmt w:val="bullet"/>
+      <w:lvlText w:val=""/>
+      <w:lvlJc w:val="left"/>
+      <w:pPr>
+        <w:tabs>
+          <w:tab w:val="num" w:pos="5760"/>
+        </w:tabs>
+        <w:ind w:left="5760" w:hanging="360"/>
+      </w:pPr>
+      <w:rPr>
+        <w:rFonts w:ascii="Wingdings" w:hAnsi="Wingdings" w:hint="default"/>
+        <w:sz w:val="20"/>
+      </w:rPr>
+    </w:lvl>
+    <w:lvl w:ilvl="8" w:tentative="1">
+      <w:start w:val="1"/>
+      <w:numFmt w:val="bullet"/>
+      <w:lvlText w:val=""/>
+      <w:lvlJc w:val="left"/>
+      <w:pPr>
+        <w:tabs>
+          <w:tab w:val="num" w:pos="6480"/>
+        </w:tabs>
+        <w:ind w:left="6480" w:hanging="360"/>
+      </w:pPr>
+      <w:rPr>
+        <w:rFonts w:ascii="Wingdings" w:hAnsi="Wingdings" w:hint="default"/>
+        <w:sz w:val="20"/>
+      </w:rPr>
+    </w:lvl>
+  </w:abstractNum>
+  <w:abstractNum w:abstractNumId="1" w15:restartNumberingAfterBreak="0">
+    <w:nsid w:val="3F7536EB"/>
+    <w:multiLevelType w:val="multilevel"/>
+    <w:tmpl w:val="0930E88C"/>
+    <w:lvl w:ilvl="0">
+      <w:start w:val="1"/>
+      <w:numFmt w:val="bullet"/>
+      <w:lvlText w:val=""/>
+      <w:lvlJc w:val="left"/>
+      <w:pPr>
+        <w:tabs>
+          <w:tab w:val="num" w:pos="720"/>
+        </w:tabs>
+        <w:ind w:left="720" w:hanging="360"/>
+      </w:pPr>
+      <w:rPr>
+        <w:rFonts w:ascii="Symbol" w:hAnsi="Symbol" w:hint="default"/>
+        <w:sz w:val="20"/>
+      </w:rPr>
+    </w:lvl>
+    <w:lvl w:ilvl="1" w:tentative="1">
+      <w:start w:val="1"/>
+      <w:numFmt w:val="bullet"/>
+      <w:lvlText w:val="o"/>
+      <w:lvlJc w:val="left"/>
+      <w:pPr>
+        <w:tabs>
+          <w:tab w:val="num" w:pos="1440"/>
+        </w:tabs>
+        <w:ind w:left="1440" w:hanging="360"/>
+      </w:pPr>
+      <w:rPr>
+        <w:rFonts w:ascii="Courier New" w:hAnsi="Courier New" w:hint="default"/>
+        <w:sz w:val="20"/>
+      </w:rPr>
+    </w:lvl>
+    <w:lvl w:ilvl="2" w:tentative="1">
+      <w:start w:val="1"/>
+      <w:numFmt w:val="bullet"/>
+      <w:lvlText w:val=""/>
+      <w:lvlJc w:val="left"/>
+      <w:pPr>
+        <w:tabs>
+          <w:tab w:val="num" w:pos="2160"/>
+        </w:tabs>
+        <w:ind w:left="2160" w:hanging="360"/>
+      </w:pPr>
+      <w:rPr>
+        <w:rFonts w:ascii="Wingdings" w:hAnsi="Wingdings" w:hint="default"/>
+        <w:sz w:val="20"/>
+      </w:rPr>
+    </w:lvl>
+    <w:lvl w:ilvl="3" w:tentative="1">
+      <w:start w:val="1"/>
+      <w:numFmt w:val="bullet"/>
+      <w:lvlText w:val=""/>
+      <w:lvlJc w:val="left"/>
+      <w:pPr>
+        <w:tabs>
+          <w:tab w:val="num" w:pos="2880"/>
+        </w:tabs>
+        <w:ind w:left="2880" w:hanging="360"/>
+      </w:pPr>
+      <w:rPr>
+        <w:rFonts w:ascii="Wingdings" w:hAnsi="Wingdings" w:hint="default"/>
+        <w:sz w:val="20"/>
+      </w:rPr>
+    </w:lvl>
+    <w:lvl w:ilvl="4" w:tentative="1">
+      <w:start w:val="1"/>
+      <w:numFmt w:val="bullet"/>
+      <w:lvlText w:val=""/>
+      <w:lvlJc w:val="left"/>
+      <w:pPr>
+        <w:tabs>
+          <w:tab w:val="num" w:pos="3600"/>
+        </w:tabs>
+        <w:ind w:left="3600" w:hanging="360"/>
+      </w:pPr>
+      <w:rPr>
+        <w:rFonts w:ascii="Wingdings" w:hAnsi="Wingdings" w:hint="default"/>
+        <w:sz w:val="20"/>
+      </w:rPr>
+    </w:lvl>
+    <w:lvl w:ilvl="5" w:tentative="1">
+      <w:start w:val="1"/>
+      <w:numFmt w:val="bullet"/>
+      <w:lvlText w:val=""/>
+      <w:lvlJc w:val="left"/>
+      <w:pPr>
+        <w:tabs>
+          <w:tab w:val="num" w:pos="4320"/>
+        </w:tabs>
+        <w:ind w:left="4320" w:hanging="360"/>
+      </w:pPr>
+      <w:rPr>
+        <w:rFonts w:ascii="Wingdings" w:hAnsi="Wingdings" w:hint="default"/>
+        <w:sz w:val="20"/>
+      </w:rPr>
+    </w:lvl>
+    <w:lvl w:ilvl="6" w:tentative="1">
+      <w:start w:val="1"/>
+      <w:numFmt w:val="bullet"/>
+      <w:lvlText w:val=""/>
+      <w:lvlJc w:val="left"/>
+      <w:pPr>
+        <w:tabs>
+          <w:tab w:val="num" w:pos="5040"/>
+        </w:tabs>
+        <w:ind w:left="5040" w:hanging="360"/>
+      </w:pPr>
+      <w:rPr>
+        <w:rFonts w:ascii="Wingdings" w:hAnsi="Wingdings" w:hint="default"/>
+        <w:sz w:val="20"/>
+      </w:rPr>
+    </w:lvl>
+    <w:lvl w:ilvl="7" w:tentative="1">
+      <w:start w:val="1"/>
+      <w:numFmt w:val="bullet"/>
+      <w:lvlText w:val=""/>
+      <w:lvlJc w:val="left"/>
+      <w:pPr>
+        <w:tabs>
+          <w:tab w:val="num" w:pos="5760"/>
+        </w:tabs>
+        <w:ind w:left="5760" w:hanging="360"/>
+      </w:pPr>
+      <w:rPr>
+        <w:rFonts w:ascii="Wingdings" w:hAnsi="Wingdings" w:hint="default"/>
+        <w:sz w:val="20"/>
+      </w:rPr>
+    </w:lvl>
+    <w:lvl w:ilvl="8" w:tentative="1">
+      <w:start w:val="1"/>
+      <w:numFmt w:val="bullet"/>
+      <w:lvlText w:val=""/>
+      <w:lvlJc w:val="left"/>
+      <w:pPr>
+        <w:tabs>
+          <w:tab w:val="num" w:pos="6480"/>
+        </w:tabs>
+        <w:ind w:left="6480" w:hanging="360"/>
+      </w:pPr>
+      <w:rPr>
+        <w:rFonts w:ascii="Wingdings" w:hAnsi="Wingdings" w:hint="default"/>
+        <w:sz w:val="20"/>
+      </w:rPr>
+    </w:lvl>
+  </w:abstractNum>
+  <w:abstractNum w:abstractNumId="2" w15:restartNumberingAfterBreak="0">
+    <w:nsid w:val="68D75FD6"/>
+    <w:multiLevelType w:val="multilevel"/>
+    <w:tmpl w:val="BDEEC63A"/>
+    <w:lvl w:ilvl="0">
+      <w:start w:val="1"/>
+      <w:numFmt w:val="bullet"/>
+      <w:lvlText w:val=""/>
+      <w:lvlJc w:val="left"/>
+      <w:pPr>
+        <w:tabs>
+          <w:tab w:val="num" w:pos="720"/>
+        </w:tabs>
+        <w:ind w:left="720" w:hanging="360"/>
+      </w:pPr>
+      <w:rPr>
+        <w:rFonts w:ascii="Symbol" w:hAnsi="Symbol" w:hint="default"/>
+        <w:sz w:val="20"/>
+      </w:rPr>
+    </w:lvl>
+    <w:lvl w:ilvl="1" w:tentative="1">
+      <w:start w:val="1"/>
+      <w:numFmt w:val="bullet"/>
+      <w:lvlText w:val="o"/>
+      <w:lvlJc w:val="left"/>
+      <w:pPr>
+        <w:tabs>
+          <w:tab w:val="num" w:pos="1440"/>
+        </w:tabs>
+        <w:ind w:left="1440" w:hanging="360"/>
+      </w:pPr>
+      <w:rPr>
+        <w:rFonts w:ascii="Courier New" w:hAnsi="Courier New" w:hint="default"/>
+        <w:sz w:val="20"/>
+      </w:rPr>
+    </w:lvl>
+    <w:lvl w:ilvl="2" w:tentative="1">
+      <w:start w:val="1"/>
+      <w:numFmt w:val="bullet"/>
+      <w:lvlText w:val=""/>
+      <w:lvlJc w:val="left"/>
+      <w:pPr>
+        <w:tabs>
+          <w:tab w:val="num" w:pos="2160"/>
+        </w:tabs>
+        <w:ind w:left="2160" w:hanging="360"/>
+      </w:pPr>
+      <w:rPr>
+        <w:rFonts w:ascii="Wingdings" w:hAnsi="Wingdings" w:hint="default"/>
+        <w:sz w:val="20"/>
+      </w:rPr>
+    </w:lvl>
+    <w:lvl w:ilvl="3" w:tentative="1">
+      <w:start w:val="1"/>
+      <w:numFmt w:val="bullet"/>
+      <w:lvlText w:val=""/>
+      <w:lvlJc w:val="left"/>
+      <w:pPr>
+        <w:tabs>
+          <w:tab w:val="num" w:pos="2880"/>
+        </w:tabs>
+        <w:ind w:left="2880" w:hanging="360"/>
+      </w:pPr>
+      <w:rPr>
+        <w:rFonts w:ascii="Wingdings" w:hAnsi="Wingdings" w:hint="default"/>
+        <w:sz w:val="20"/>
+      </w:rPr>
+    </w:lvl>
+    <w:lvl w:ilvl="4" w:tentative="1">
+      <w:start w:val="1"/>
+      <w:numFmt w:val="bullet"/>
+      <w:lvlText w:val=""/>
+      <w:lvlJc w:val="left"/>
+      <w:pPr>
+        <w:tabs>
+          <w:tab w:val="num" w:pos="3600"/>
+        </w:tabs>
+        <w:ind w:left="3600" w:hanging="360"/>
+      </w:pPr>
+      <w:rPr>
+        <w:rFonts w:ascii="Wingdings" w:hAnsi="Wingdings" w:hint="default"/>
+        <w:sz w:val="20"/>
+      </w:rPr>
+    </w:lvl>
+    <w:lvl w:ilvl="5" w:tentative="1">
+      <w:start w:val="1"/>
+      <w:numFmt w:val="bullet"/>
+      <w:lvlText w:val=""/>
+      <w:lvlJc w:val="left"/>
+      <w:pPr>
+        <w:tabs>
+          <w:tab w:val="num" w:pos="4320"/>
+        </w:tabs>
+        <w:ind w:left="4320" w:hanging="360"/>
+      </w:pPr>
+      <w:rPr>
+        <w:rFonts w:ascii="Wingdings" w:hAnsi="Wingdings" w:hint="default"/>
+        <w:sz w:val="20"/>
+      </w:rPr>
+    </w:lvl>
+    <w:lvl w:ilvl="6" w:tentative="1">
+      <w:start w:val="1"/>
+      <w:numFmt w:val="bullet"/>
+      <w:lvlText w:val=""/>
+      <w:lvlJc w:val="left"/>
+      <w:pPr>
+        <w:tabs>
+          <w:tab w:val="num" w:pos="5040"/>
+        </w:tabs>
+        <w:ind w:left="5040" w:hanging="360"/>
+      </w:pPr>
+      <w:rPr>
+        <w:rFonts w:ascii="Wingdings" w:hAnsi="Wingdings" w:hint="default"/>
+        <w:sz w:val="20"/>
+      </w:rPr>
+    </w:lvl>
+    <w:lvl w:ilvl="7" w:tentative="1">
+      <w:start w:val="1"/>
+      <w:numFmt w:val="bullet"/>
+      <w:lvlText w:val=""/>
+      <w:lvlJc w:val="left"/>
+      <w:pPr>
+        <w:tabs>
+          <w:tab w:val="num" w:pos="5760"/>
+        </w:tabs>
+        <w:ind w:left="5760" w:hanging="360"/>
+      </w:pPr>
+      <w:rPr>
+        <w:rFonts w:ascii="Wingdings" w:hAnsi="Wingdings" w:hint="default"/>
+        <w:sz w:val="20"/>
+      </w:rPr>
+    </w:lvl>
+    <w:lvl w:ilvl="8" w:tentative="1">
+      <w:start w:val="1"/>
+      <w:numFmt w:val="bullet"/>
+      <w:lvlText w:val=""/>
+      <w:lvlJc w:val="left"/>
+      <w:pPr>
+        <w:tabs>
+          <w:tab w:val="num" w:pos="6480"/>
+        </w:tabs>
+        <w:ind w:left="6480" w:hanging="360"/>
+      </w:pPr>
+      <w:rPr>
+        <w:rFonts w:ascii="Wingdings" w:hAnsi="Wingdings" w:hint="default"/>
+        <w:sz w:val="20"/>
+      </w:rPr>
+    </w:lvl>
+  </w:abstractNum>
+  <w:abstractNum w:abstractNumId="3" w15:restartNumberingAfterBreak="0">
+    <w:nsid w:val="6D192AEA"/>
+    <w:multiLevelType w:val="multilevel"/>
+    <w:tmpl w:val="14B26A10"/>
+    <w:lvl w:ilvl="0">
+      <w:start w:val="1"/>
+      <w:numFmt w:val="bullet"/>
+      <w:lvlText w:val=""/>
+      <w:lvlJc w:val="left"/>
+      <w:pPr>
+        <w:tabs>
+          <w:tab w:val="num" w:pos="720"/>
+        </w:tabs>
+        <w:ind w:left="720" w:hanging="360"/>
+      </w:pPr>
+      <w:rPr>
+        <w:rFonts w:ascii="Symbol" w:hAnsi="Symbol" w:hint="default"/>
+        <w:sz w:val="20"/>
+      </w:rPr>
+    </w:lvl>
+    <w:lvl w:ilvl="1" w:tentative="1">
+      <w:start w:val="1"/>
+      <w:numFmt w:val="bullet"/>
+      <w:lvlText w:val="o"/>
+      <w:lvlJc w:val="left"/>
+      <w:pPr>
+        <w:tabs>
+          <w:tab w:val="num" w:pos="1440"/>
+        </w:tabs>
+        <w:ind w:left="1440" w:hanging="360"/>
+      </w:pPr>
+      <w:rPr>
+        <w:rFonts w:ascii="Courier New" w:hAnsi="Courier New" w:hint="default"/>
+        <w:sz w:val="20"/>
+      </w:rPr>
+    </w:lvl>
+    <w:lvl w:ilvl="2" w:tentative="1">
+      <w:start w:val="1"/>
+      <w:numFmt w:val="bullet"/>
+      <w:lvlText w:val=""/>
+      <w:lvlJc w:val="left"/>
+      <w:pPr>
+        <w:tabs>
+          <w:tab w:val="num" w:pos="2160"/>
+        </w:tabs>
+        <w:ind w:left="2160" w:hanging="360"/>
+      </w:pPr>
+      <w:rPr>
+        <w:rFonts w:ascii="Wingdings" w:hAnsi="Wingdings" w:hint="default"/>
+        <w:sz w:val="20"/>
+      </w:rPr>
+    </w:lvl>
+    <w:lvl w:ilvl="3" w:tentative="1">
+      <w:start w:val="1"/>
+      <w:numFmt w:val="bullet"/>
+      <w:lvlText w:val=""/>
+      <w:lvlJc w:val="left"/>
+      <w:pPr>
+        <w:tabs>
+          <w:tab w:val="num" w:pos="2880"/>
+        </w:tabs>
+        <w:ind w:left="2880" w:hanging="360"/>
+      </w:pPr>
+      <w:rPr>
+        <w:rFonts w:ascii="Wingdings" w:hAnsi="Wingdings" w:hint="default"/>
+        <w:sz w:val="20"/>
+      </w:rPr>
+    </w:lvl>
+    <w:lvl w:ilvl="4" w:tentative="1">
+      <w:start w:val="1"/>
+      <w:numFmt w:val="bullet"/>
+      <w:lvlText w:val=""/>
+      <w:lvlJc w:val="left"/>
+      <w:pPr>
+        <w:tabs>
+          <w:tab w:val="num" w:pos="3600"/>
+        </w:tabs>
+        <w:ind w:left="3600" w:hanging="360"/>
+      </w:pPr>
+      <w:rPr>
+        <w:rFonts w:ascii="Wingdings" w:hAnsi="Wingdings" w:hint="default"/>
+        <w:sz w:val="20"/>
+      </w:rPr>
+    </w:lvl>
+    <w:lvl w:ilvl="5" w:tentative="1">
+      <w:start w:val="1"/>
+      <w:numFmt w:val="bullet"/>
+      <w:lvlText w:val=""/>
+      <w:lvlJc w:val="left"/>
+      <w:pPr>
+        <w:tabs>
+          <w:tab w:val="num" w:pos="4320"/>
+        </w:tabs>
+        <w:ind w:left="4320" w:hanging="360"/>
+      </w:pPr>
+      <w:rPr>
+        <w:rFonts w:ascii="Wingdings" w:hAnsi="Wingdings" w:hint="default"/>
+        <w:sz w:val="20"/>
+      </w:rPr>
+    </w:lvl>
+    <w:lvl w:ilvl="6" w:tentative="1">
+      <w:start w:val="1"/>
+      <w:numFmt w:val="bullet"/>
+      <w:lvlText w:val=""/>
+      <w:lvlJc w:val="left"/>
+      <w:pPr>
+        <w:tabs>
+          <w:tab w:val="num" w:pos="5040"/>
+        </w:tabs>
+        <w:ind w:left="5040" w:hanging="360"/>
+      </w:pPr>
+      <w:rPr>
+        <w:rFonts w:ascii="Wingdings" w:hAnsi="Wingdings" w:hint="default"/>
+        <w:sz w:val="20"/>
+      </w:rPr>
+    </w:lvl>
+    <w:lvl w:ilvl="7" w:tentative="1">
+      <w:start w:val="1"/>
+      <w:numFmt w:val="bullet"/>
+      <w:lvlText w:val=""/>
+      <w:lvlJc w:val="left"/>
+      <w:pPr>
+        <w:tabs>
+          <w:tab w:val="num" w:pos="5760"/>
+        </w:tabs>
+        <w:ind w:left="5760" w:hanging="360"/>
+      </w:pPr>
+      <w:rPr>
+        <w:rFonts w:ascii="Wingdings" w:hAnsi="Wingdings" w:hint="default"/>
+        <w:sz w:val="20"/>
+      </w:rPr>
+    </w:lvl>
+    <w:lvl w:ilvl="8" w:tentative="1">
+      <w:start w:val="1"/>
+      <w:numFmt w:val="bullet"/>
+      <w:lvlText w:val=""/>
+      <w:lvlJc w:val="left"/>
+      <w:pPr>
+        <w:tabs>
+          <w:tab w:val="num" w:pos="6480"/>
+        </w:tabs>
+        <w:ind w:left="6480" w:hanging="360"/>
+      </w:pPr>
+      <w:rPr>
+        <w:rFonts w:ascii="Wingdings" w:hAnsi="Wingdings" w:hint="default"/>
+        <w:sz w:val="20"/>
+      </w:rPr>
+    </w:lvl>
+  </w:abstractNum>
+  <w:abstractNum w:abstractNumId="4" w15:restartNumberingAfterBreak="0">
+    <w:nsid w:val="74FD582C"/>
+    <w:multiLevelType w:val="multilevel"/>
+    <w:tmpl w:val="BE70657E"/>
+    <w:lvl w:ilvl="0">
+      <w:start w:val="1"/>
+      <w:numFmt w:val="bullet"/>
+      <w:lvlText w:val=""/>
+      <w:lvlJc w:val="left"/>
+      <w:pPr>
+        <w:tabs>
+          <w:tab w:val="num" w:pos="720"/>
+        </w:tabs>
+        <w:ind w:left="720" w:hanging="360"/>
+      </w:pPr>
+      <w:rPr>
+        <w:rFonts w:ascii="Symbol" w:hAnsi="Symbol" w:hint="default"/>
+        <w:sz w:val="20"/>
+      </w:rPr>
+    </w:lvl>
+    <w:lvl w:ilvl="1" w:tentative="1">
+      <w:start w:val="1"/>
+      <w:numFmt w:val="bullet"/>
+      <w:lvlText w:val="o"/>
+      <w:lvlJc w:val="left"/>
+      <w:pPr>
+        <w:tabs>
+          <w:tab w:val="num" w:pos="1440"/>
+        </w:tabs>
+        <w:ind w:left="1440" w:hanging="360"/>
+      </w:pPr>
+      <w:rPr>
+        <w:rFonts w:ascii="Courier New" w:hAnsi="Courier New" w:hint="default"/>
+        <w:sz w:val="20"/>
+      </w:rPr>
+    </w:lvl>
+    <w:lvl w:ilvl="2" w:tentative="1">
+      <w:start w:val="1"/>
+      <w:numFmt w:val="bullet"/>
+      <w:lvlText w:val=""/>
+      <w:lvlJc w:val="left"/>
+      <w:pPr>
+        <w:tabs>
+          <w:tab w:val="num" w:pos="2160"/>
+        </w:tabs>
+        <w:ind w:left="2160" w:hanging="360"/>
+      </w:pPr>
+      <w:rPr>
+        <w:rFonts w:ascii="Wingdings" w:hAnsi="Wingdings" w:hint="default"/>
+        <w:sz w:val="20"/>
+      </w:rPr>
+    </w:lvl>
+    <w:lvl w:ilvl="3" w:tentative="1">
+      <w:start w:val="1"/>
+      <w:numFmt w:val="bullet"/>
+      <w:lvlText w:val=""/>
+      <w:lvlJc w:val="left"/>
+      <w:pPr>
+        <w:tabs>
+          <w:tab w:val="num" w:pos="2880"/>
+        </w:tabs>
+        <w:ind w:left="2880" w:hanging="360"/>
+      </w:pPr>
+      <w:rPr>
+        <w:rFonts w:ascii="Wingdings" w:hAnsi="Wingdings" w:hint="default"/>
+        <w:sz w:val="20"/>
+      </w:rPr>
+    </w:lvl>
+    <w:lvl w:ilvl="4" w:tentative="1">
+      <w:start w:val="1"/>
+      <w:numFmt w:val="bullet"/>
+      <w:lvlText w:val=""/>
+      <w:lvlJc w:val="left"/>
+      <w:pPr>
+        <w:tabs>
+          <w:tab w:val="num" w:pos="3600"/>
+        </w:tabs>
+        <w:ind w:left="3600" w:hanging="360"/>
+      </w:pPr>
+      <w:rPr>
+        <w:rFonts w:ascii="Wingdings" w:hAnsi="Wingdings" w:hint="default"/>
+        <w:sz w:val="20"/>
+      </w:rPr>
+    </w:lvl>
+    <w:lvl w:ilvl="5" w:tentative="1">
+      <w:start w:val="1"/>
+      <w:numFmt w:val="bullet"/>
+      <w:lvlText w:val=""/>
+      <w:lvlJc w:val="left"/>
+      <w:pPr>
+        <w:tabs>
+          <w:tab w:val="num" w:pos="4320"/>
+        </w:tabs>
+        <w:ind w:left="4320" w:hanging="360"/>
+      </w:pPr>
+      <w:rPr>
+        <w:rFonts w:ascii="Wingdings" w:hAnsi="Wingdings" w:hint="default"/>
+        <w:sz w:val="20"/>
+      </w:rPr>
+    </w:lvl>
+    <w:lvl w:ilvl="6" w:tentative="1">
+      <w:start w:val="1"/>
+      <w:numFmt w:val="bullet"/>
+      <w:lvlText w:val=""/>
+      <w:lvlJc w:val="left"/>
+      <w:pPr>
+        <w:tabs>
+          <w:tab w:val="num" w:pos="5040"/>
+        </w:tabs>
+        <w:ind w:left="5040" w:hanging="360"/>
+      </w:pPr>
+      <w:rPr>
+        <w:rFonts w:ascii="Wingdings" w:hAnsi="Wingdings" w:hint="default"/>
+        <w:sz w:val="20"/>
+      </w:rPr>
+    </w:lvl>
+    <w:lvl w:ilvl="7" w:tentative="1">
+      <w:start w:val="1"/>
+      <w:numFmt w:val="bullet"/>
+      <w:lvlText w:val=""/>
+      <w:lvlJc w:val="left"/>
+      <w:pPr>
+        <w:tabs>
+          <w:tab w:val="num" w:pos="5760"/>
+        </w:tabs>
+        <w:ind w:left="5760" w:hanging="360"/>
+      </w:pPr>
+      <w:rPr>
+        <w:rFonts w:ascii="Wingdings" w:hAnsi="Wingdings" w:hint="default"/>
+        <w:sz w:val="20"/>
+      </w:rPr>
+    </w:lvl>
+    <w:lvl w:ilvl="8" w:tentative="1">
+      <w:start w:val="1"/>
+      <w:numFmt w:val="bullet"/>
+      <w:lvlText w:val=""/>
+      <w:lvlJc w:val="left"/>
+      <w:pPr>
+        <w:tabs>
+          <w:tab w:val="num" w:pos="6480"/>
+        </w:tabs>
+        <w:ind w:left="6480" w:hanging="360"/>
+      </w:pPr>
+      <w:rPr>
+        <w:rFonts w:ascii="Wingdings" w:hAnsi="Wingdings" w:hint="default"/>
+        <w:sz w:val="20"/>
+      </w:rPr>
+    </w:lvl>
+  </w:abstractNum>
+  <w:abstractNum w:abstractNumId="5" w15:restartNumberingAfterBreak="0">
+    <w:nsid w:val="7E10000C"/>
+    <w:multiLevelType w:val="multilevel"/>
+    <w:tmpl w:val="CF4EA034"/>
+    <w:lvl w:ilvl="0">
+      <w:start w:val="1"/>
+      <w:numFmt w:val="bullet"/>
+      <w:lvlText w:val=""/>
+      <w:lvlJc w:val="left"/>
+      <w:pPr>
+        <w:tabs>
+          <w:tab w:val="num" w:pos="720"/>
+        </w:tabs>
+        <w:ind w:left="720" w:hanging="360"/>
+      </w:pPr>
+      <w:rPr>
+        <w:rFonts w:ascii="Symbol" w:hAnsi="Symbol" w:hint="default"/>
+        <w:sz w:val="20"/>
+      </w:rPr>
+    </w:lvl>
+    <w:lvl w:ilvl="1" w:tentative="1">
+      <w:start w:val="1"/>
+      <w:numFmt w:val="bullet"/>
+      <w:lvlText w:val="o"/>
+      <w:lvlJc w:val="left"/>
+      <w:pPr>
+        <w:tabs>
+          <w:tab w:val="num" w:pos="1440"/>
+        </w:tabs>
+        <w:ind w:left="1440" w:hanging="360"/>
+      </w:pPr>
+      <w:rPr>
+        <w:rFonts w:ascii="Courier New" w:hAnsi="Courier New" w:hint="default"/>
+        <w:sz w:val="20"/>
+      </w:rPr>
+    </w:lvl>
+    <w:lvl w:ilvl="2" w:tentative="1">
+      <w:start w:val="1"/>
+      <w:numFmt w:val="bullet"/>
+      <w:lvlText w:val=""/>
+      <w:lvlJc w:val="left"/>
+      <w:pPr>
+        <w:tabs>
+          <w:tab w:val="num" w:pos="2160"/>
+        </w:tabs>
+        <w:ind w:left="2160" w:hanging="360"/>
+      </w:pPr>
+      <w:rPr>
+        <w:rFonts w:ascii="Wingdings" w:hAnsi="Wingdings" w:hint="default"/>
+        <w:sz w:val="20"/>
+      </w:rPr>
+    </w:lvl>
+    <w:lvl w:ilvl="3" w:tentative="1">
+      <w:start w:val="1"/>
+      <w:numFmt w:val="bullet"/>
+      <w:lvlText w:val=""/>
+      <w:lvlJc w:val="left"/>
+      <w:pPr>
+        <w:tabs>
+          <w:tab w:val="num" w:pos="2880"/>
+        </w:tabs>
+        <w:ind w:left="2880" w:hanging="360"/>
+      </w:pPr>
+      <w:rPr>
+        <w:rFonts w:ascii="Wingdings" w:hAnsi="Wingdings" w:hint="default"/>
+        <w:sz w:val="20"/>
+      </w:rPr>
+    </w:lvl>
+    <w:lvl w:ilvl="4" w:tentative="1">
+      <w:start w:val="1"/>
+      <w:numFmt w:val="bullet"/>
+      <w:lvlText w:val=""/>
+      <w:lvlJc w:val="left"/>
+      <w:pPr>
+        <w:tabs>
+          <w:tab w:val="num" w:pos="3600"/>
+        </w:tabs>
+        <w:ind w:left="3600" w:hanging="360"/>
+      </w:pPr>
+      <w:rPr>
+        <w:rFonts w:ascii="Wingdings" w:hAnsi="Wingdings" w:hint="default"/>
+        <w:sz w:val="20"/>
+      </w:rPr>
+    </w:lvl>
+    <w:lvl w:ilvl="5" w:tentative="1">
+      <w:start w:val="1"/>
+      <w:numFmt w:val="bullet"/>
+      <w:lvlText w:val=""/>
+      <w:lvlJc w:val="left"/>
+      <w:pPr>
+        <w:tabs>
+          <w:tab w:val="num" w:pos="4320"/>
+        </w:tabs>
+        <w:ind w:left="4320" w:hanging="360"/>
+      </w:pPr>
+      <w:rPr>
+        <w:rFonts w:ascii="Wingdings" w:hAnsi="Wingdings" w:hint="default"/>
+        <w:sz w:val="20"/>
+      </w:rPr>
+    </w:lvl>
+    <w:lvl w:ilvl="6" w:tentative="1">
+      <w:start w:val="1"/>
+      <w:numFmt w:val="bullet"/>
+      <w:lvlText w:val=""/>
+      <w:lvlJc w:val="left"/>
+      <w:pPr>
+        <w:tabs>
+          <w:tab w:val="num" w:pos="5040"/>
+        </w:tabs>
+        <w:ind w:left="5040" w:hanging="360"/>
+      </w:pPr>
+      <w:rPr>
+        <w:rFonts w:ascii="Wingdings" w:hAnsi="Wingdings" w:hint="default"/>
+        <w:sz w:val="20"/>
+      </w:rPr>
+    </w:lvl>
+    <w:lvl w:ilvl="7" w:tentative="1">
+      <w:start w:val="1"/>
+      <w:numFmt w:val="bullet"/>
+      <w:lvlText w:val=""/>
+      <w:lvlJc w:val="left"/>
+      <w:pPr>
+        <w:tabs>
+          <w:tab w:val="num" w:pos="5760"/>
+        </w:tabs>
+        <w:ind w:left="5760" w:hanging="360"/>
+      </w:pPr>
+      <w:rPr>
+        <w:rFonts w:ascii="Wingdings" w:hAnsi="Wingdings" w:hint="default"/>
+        <w:sz w:val="20"/>
+      </w:rPr>
+    </w:lvl>
+    <w:lvl w:ilvl="8" w:tentative="1">
+      <w:start w:val="1"/>
+      <w:numFmt w:val="bullet"/>
+      <w:lvlText w:val=""/>
+      <w:lvlJc w:val="left"/>
+      <w:pPr>
+        <w:tabs>
+          <w:tab w:val="num" w:pos="6480"/>
+        </w:tabs>
+        <w:ind w:left="6480" w:hanging="360"/>
+      </w:pPr>
+      <w:rPr>
+        <w:rFonts w:ascii="Wingdings" w:hAnsi="Wingdings" w:hint="default"/>
+        <w:sz w:val="20"/>
+      </w:rPr>
+    </w:lvl>
+  </w:abstractNum>
+  <w:num w:numId="1" w16cid:durableId="1658536014">
+    <w:abstractNumId w:val="3"/>
+  </w:num>
+  <w:num w:numId="2" w16cid:durableId="1045249551">
+    <w:abstractNumId w:val="4"/>
+  </w:num>
+  <w:num w:numId="3" w16cid:durableId="361825075">
+    <w:abstractNumId w:val="0"/>
+  </w:num>
+  <w:num w:numId="4" w16cid:durableId="1713309024">
+    <w:abstractNumId w:val="1"/>
+  </w:num>
+  <w:num w:numId="5" w16cid:durableId="1420756536">
+    <w:abstractNumId w:val="2"/>
+  </w:num>
+  <w:num w:numId="6" w16cid:durableId="1128011934">
+    <w:abstractNumId w:val="5"/>
+  </w:num>
+</w:numbering>
 </file>
 
 <file path=word/styles.xml><?xml version="1.0" encoding="utf-8"?>
@@ -451,6 +4500,27 @@
       <w:lang w:val="en-US"/>
     </w:rPr>
   </w:style>
+  <w:style w:type="paragraph" w:styleId="1">
+    <w:name w:val="heading 1"/>
+    <w:basedOn w:val="a"/>
+    <w:link w:val="10"/>
+    <w:uiPriority w:val="9"/>
+    <w:qFormat/>
+    <w:rsid w:val="009267A7"/>
+    <w:pPr>
+      <w:spacing w:before="100" w:beforeAutospacing="1" w:after="100" w:afterAutospacing="1" w:line="240" w:lineRule="auto"/>
+      <w:outlineLvl w:val="0"/>
+    </w:pPr>
+    <w:rPr>
+      <w:rFonts w:ascii="Times New Roman" w:eastAsia="Times New Roman" w:hAnsi="Times New Roman" w:cs="Times New Roman"/>
+      <w:b/>
+      <w:bCs/>
+      <w:kern w:val="36"/>
+      <w:sz w:val="48"/>
+      <w:szCs w:val="48"/>
+      <w:lang w:val="ru-RU" w:eastAsia="ru-RU"/>
+    </w:rPr>
+  </w:style>
   <w:style w:type="paragraph" w:styleId="2">
     <w:name w:val="heading 2"/>
     <w:aliases w:val="Heading3"/>
@@ -722,6 +4792,113 @@
     <w:rPr>
       <w:color w:val="605E5C"/>
       <w:shd w:val="clear" w:color="auto" w:fill="E1DFDD"/>
+    </w:rPr>
+  </w:style>
+  <w:style w:type="character" w:customStyle="1" w:styleId="10">
+    <w:name w:val="Заголовок 1 Знак"/>
+    <w:basedOn w:val="a0"/>
+    <w:link w:val="1"/>
+    <w:uiPriority w:val="9"/>
+    <w:rsid w:val="009267A7"/>
+    <w:rPr>
+      <w:rFonts w:ascii="Times New Roman" w:eastAsia="Times New Roman" w:hAnsi="Times New Roman" w:cs="Times New Roman"/>
+      <w:b/>
+      <w:bCs/>
+      <w:kern w:val="36"/>
+      <w:sz w:val="48"/>
+      <w:szCs w:val="48"/>
+      <w:lang w:eastAsia="ru-RU"/>
+    </w:rPr>
+  </w:style>
+  <w:style w:type="paragraph" w:styleId="ac">
+    <w:name w:val="Normal (Web)"/>
+    <w:basedOn w:val="a"/>
+    <w:uiPriority w:val="99"/>
+    <w:semiHidden/>
+    <w:unhideWhenUsed/>
+    <w:rsid w:val="009267A7"/>
+    <w:pPr>
+      <w:spacing w:before="100" w:beforeAutospacing="1" w:after="100" w:afterAutospacing="1" w:line="240" w:lineRule="auto"/>
+    </w:pPr>
+    <w:rPr>
+      <w:rFonts w:ascii="Times New Roman" w:eastAsia="Times New Roman" w:hAnsi="Times New Roman" w:cs="Times New Roman"/>
+      <w:sz w:val="24"/>
+      <w:szCs w:val="24"/>
+      <w:lang w:val="ru-RU" w:eastAsia="ru-RU"/>
+    </w:rPr>
+  </w:style>
+  <w:style w:type="character" w:styleId="ad">
+    <w:name w:val="Strong"/>
+    <w:basedOn w:val="a0"/>
+    <w:uiPriority w:val="22"/>
+    <w:qFormat/>
+    <w:rsid w:val="009267A7"/>
+    <w:rPr>
+      <w:b/>
+      <w:bCs/>
+    </w:rPr>
+  </w:style>
+  <w:style w:type="paragraph" w:styleId="HTML">
+    <w:name w:val="HTML Preformatted"/>
+    <w:basedOn w:val="a"/>
+    <w:link w:val="HTML0"/>
+    <w:uiPriority w:val="99"/>
+    <w:semiHidden/>
+    <w:unhideWhenUsed/>
+    <w:rsid w:val="009267A7"/>
+    <w:pPr>
+      <w:tabs>
+        <w:tab w:val="left" w:pos="916"/>
+        <w:tab w:val="left" w:pos="1832"/>
+        <w:tab w:val="left" w:pos="2748"/>
+        <w:tab w:val="left" w:pos="3664"/>
+        <w:tab w:val="left" w:pos="4580"/>
+        <w:tab w:val="left" w:pos="5496"/>
+        <w:tab w:val="left" w:pos="6412"/>
+        <w:tab w:val="left" w:pos="7328"/>
+        <w:tab w:val="left" w:pos="8244"/>
+        <w:tab w:val="left" w:pos="9160"/>
+        <w:tab w:val="left" w:pos="10076"/>
+        <w:tab w:val="left" w:pos="10992"/>
+        <w:tab w:val="left" w:pos="11908"/>
+        <w:tab w:val="left" w:pos="12824"/>
+        <w:tab w:val="left" w:pos="13740"/>
+        <w:tab w:val="left" w:pos="14656"/>
+      </w:tabs>
+      <w:spacing w:after="0" w:line="240" w:lineRule="auto"/>
+    </w:pPr>
+    <w:rPr>
+      <w:rFonts w:ascii="Courier New" w:eastAsia="Times New Roman" w:hAnsi="Courier New" w:cs="Courier New"/>
+      <w:sz w:val="20"/>
+      <w:szCs w:val="20"/>
+      <w:lang w:val="ru-RU" w:eastAsia="ru-RU"/>
+    </w:rPr>
+  </w:style>
+  <w:style w:type="character" w:customStyle="1" w:styleId="HTML0">
+    <w:name w:val="Стандартный HTML Знак"/>
+    <w:basedOn w:val="a0"/>
+    <w:link w:val="HTML"/>
+    <w:uiPriority w:val="99"/>
+    <w:semiHidden/>
+    <w:rsid w:val="009267A7"/>
+    <w:rPr>
+      <w:rFonts w:ascii="Courier New" w:eastAsia="Times New Roman" w:hAnsi="Courier New" w:cs="Courier New"/>
+      <w:sz w:val="20"/>
+      <w:szCs w:val="20"/>
+      <w:lang w:eastAsia="ru-RU"/>
+    </w:rPr>
+  </w:style>
+  <w:style w:type="character" w:styleId="HTML1">
+    <w:name w:val="HTML Code"/>
+    <w:basedOn w:val="a0"/>
+    <w:uiPriority w:val="99"/>
+    <w:semiHidden/>
+    <w:unhideWhenUsed/>
+    <w:rsid w:val="009267A7"/>
+    <w:rPr>
+      <w:rFonts w:ascii="Courier New" w:eastAsia="Times New Roman" w:hAnsi="Courier New" w:cs="Courier New"/>
+      <w:sz w:val="20"/>
+      <w:szCs w:val="20"/>
     </w:rPr>
   </w:style>
 </w:styles>
